--- a/Assignmet 38.docx
+++ b/Assignmet 38.docx
@@ -1542,6 +1542,9 @@
         <w:gridCol w:w="4394"/>
       </w:tblGrid>
       <w:tr>
+        <w:trPr>
+          <w:trHeight w:val="338"/>
+        </w:trPr>
         <w:tc>
           <w:tcPr>
             <w:tcW w:w="3969" w:type="dxa"/>
@@ -1646,6 +1649,9 @@
         </w:tc>
       </w:tr>
       <w:tr>
+        <w:trPr>
+          <w:trHeight w:val="689"/>
+        </w:trPr>
         <w:tc>
           <w:tcPr>
             <w:tcW w:w="3969" w:type="dxa"/>
@@ -1720,6 +1726,9 @@
         </w:tc>
       </w:tr>
       <w:tr>
+        <w:trPr>
+          <w:trHeight w:val="338"/>
+        </w:trPr>
         <w:tc>
           <w:tcPr>
             <w:tcW w:w="3969" w:type="dxa"/>
@@ -1794,6 +1803,9 @@
         </w:tc>
       </w:tr>
       <w:tr>
+        <w:trPr>
+          <w:trHeight w:val="350"/>
+        </w:trPr>
         <w:tc>
           <w:tcPr>
             <w:tcW w:w="3969" w:type="dxa"/>
@@ -1868,6 +1880,9 @@
         </w:tc>
       </w:tr>
       <w:tr>
+        <w:trPr>
+          <w:trHeight w:val="689"/>
+        </w:trPr>
         <w:tc>
           <w:tcPr>
             <w:tcW w:w="3969" w:type="dxa"/>
@@ -1942,6 +1957,9 @@
         </w:tc>
       </w:tr>
       <w:tr>
+        <w:trPr>
+          <w:trHeight w:val="338"/>
+        </w:trPr>
         <w:tc>
           <w:tcPr>
             <w:tcW w:w="3969" w:type="dxa"/>
@@ -5751,6 +5769,7 @@
       <w:r>
         <w:rPr>
           <w:rFonts w:ascii="Calibri" w:eastAsia="Times New Roman" w:hAnsi="Calibri" w:cs="Calibri"/>
+          <w:noProof/>
           <w:color w:val="000000"/>
           <w:kern w:val="0"/>
           <w:sz w:val="28"/>
@@ -7405,7 +7424,7 @@
           <w:lang w:eastAsia="en-IN"/>
           <w14:ligatures w14:val="none"/>
         </w:rPr>
-        <w:t>Create al</w:t>
+        <w:t xml:space="preserve">Create </w:t>
       </w:r>
       <w:proofErr w:type="spellStart"/>
       <w:r>
@@ -7420,7 +7439,7 @@
           <w:lang w:eastAsia="en-IN"/>
           <w14:ligatures w14:val="none"/>
         </w:rPr>
-        <w:t>v</w:t>
+        <w:t>alv</w:t>
       </w:r>
       <w:proofErr w:type="spellEnd"/>
       <w:r>
@@ -8697,6 +8716,3534 @@
           <w14:ligatures w14:val="none"/>
         </w:rPr>
       </w:pPr>
+      <w:r>
+        <w:rPr>
+          <w:rFonts w:ascii="Calibri" w:eastAsia="Times New Roman" w:hAnsi="Calibri" w:cs="Calibri"/>
+          <w:color w:val="000000"/>
+          <w:kern w:val="0"/>
+          <w:sz w:val="28"/>
+          <w:szCs w:val="28"/>
+          <w:lang w:eastAsia="en-IN"/>
+          <w14:ligatures w14:val="none"/>
+        </w:rPr>
+        <w:t xml:space="preserve">Step 1: Set DO_SUM in the Field </w:t>
+      </w:r>
+      <w:proofErr w:type="spellStart"/>
+      <w:r>
+        <w:rPr>
+          <w:rFonts w:ascii="Calibri" w:eastAsia="Times New Roman" w:hAnsi="Calibri" w:cs="Calibri"/>
+          <w:color w:val="000000"/>
+          <w:kern w:val="0"/>
+          <w:sz w:val="28"/>
+          <w:szCs w:val="28"/>
+          <w:lang w:eastAsia="en-IN"/>
+          <w14:ligatures w14:val="none"/>
+        </w:rPr>
+        <w:t>Catalog</w:t>
+      </w:r>
+      <w:proofErr w:type="spellEnd"/>
+    </w:p>
+    <w:p>
+      <w:pPr>
+        <w:pStyle w:val="ListParagraph"/>
+        <w:numPr>
+          <w:ilvl w:val="0"/>
+          <w:numId w:val="2"/>
+        </w:numPr>
+        <w:spacing w:after="0" w:line="240" w:lineRule="auto"/>
+        <w:rPr>
+          <w:rFonts w:ascii="Calibri" w:eastAsia="Times New Roman" w:hAnsi="Calibri" w:cs="Calibri"/>
+          <w:color w:val="000000"/>
+          <w:kern w:val="0"/>
+          <w:sz w:val="28"/>
+          <w:szCs w:val="28"/>
+          <w:lang w:eastAsia="en-IN"/>
+          <w14:ligatures w14:val="none"/>
+        </w:rPr>
+      </w:pPr>
+      <w:r>
+        <w:rPr>
+          <w:rFonts w:ascii="Calibri" w:eastAsia="Times New Roman" w:hAnsi="Calibri" w:cs="Calibri"/>
+          <w:color w:val="000000"/>
+          <w:kern w:val="0"/>
+          <w:sz w:val="28"/>
+          <w:szCs w:val="28"/>
+          <w:lang w:eastAsia="en-IN"/>
+          <w14:ligatures w14:val="none"/>
+        </w:rPr>
+        <w:t xml:space="preserve">CLEAR </w:t>
+      </w:r>
+      <w:proofErr w:type="spellStart"/>
+      <w:r>
+        <w:rPr>
+          <w:rFonts w:ascii="Calibri" w:eastAsia="Times New Roman" w:hAnsi="Calibri" w:cs="Calibri"/>
+          <w:color w:val="000000"/>
+          <w:kern w:val="0"/>
+          <w:sz w:val="28"/>
+          <w:szCs w:val="28"/>
+          <w:lang w:eastAsia="en-IN"/>
+          <w14:ligatures w14:val="none"/>
+        </w:rPr>
+        <w:t>ls_fieldcat</w:t>
+      </w:r>
+      <w:proofErr w:type="spellEnd"/>
+      <w:r>
+        <w:rPr>
+          <w:rFonts w:ascii="Calibri" w:eastAsia="Times New Roman" w:hAnsi="Calibri" w:cs="Calibri"/>
+          <w:color w:val="000000"/>
+          <w:kern w:val="0"/>
+          <w:sz w:val="28"/>
+          <w:szCs w:val="28"/>
+          <w:lang w:eastAsia="en-IN"/>
+          <w14:ligatures w14:val="none"/>
+        </w:rPr>
+        <w:t>.</w:t>
+      </w:r>
+    </w:p>
+    <w:p>
+      <w:pPr>
+        <w:pStyle w:val="ListParagraph"/>
+        <w:numPr>
+          <w:ilvl w:val="0"/>
+          <w:numId w:val="2"/>
+        </w:numPr>
+        <w:spacing w:after="0" w:line="240" w:lineRule="auto"/>
+        <w:rPr>
+          <w:rFonts w:ascii="Calibri" w:eastAsia="Times New Roman" w:hAnsi="Calibri" w:cs="Calibri"/>
+          <w:color w:val="000000"/>
+          <w:kern w:val="0"/>
+          <w:sz w:val="28"/>
+          <w:szCs w:val="28"/>
+          <w:lang w:eastAsia="en-IN"/>
+          <w14:ligatures w14:val="none"/>
+        </w:rPr>
+      </w:pPr>
+      <w:proofErr w:type="spellStart"/>
+      <w:r>
+        <w:rPr>
+          <w:rFonts w:ascii="Calibri" w:eastAsia="Times New Roman" w:hAnsi="Calibri" w:cs="Calibri"/>
+          <w:color w:val="000000"/>
+          <w:kern w:val="0"/>
+          <w:sz w:val="28"/>
+          <w:szCs w:val="28"/>
+          <w:lang w:eastAsia="en-IN"/>
+          <w14:ligatures w14:val="none"/>
+        </w:rPr>
+        <w:t>ls_fieldcat</w:t>
+      </w:r>
+      <w:proofErr w:type="spellEnd"/>
+      <w:r>
+        <w:rPr>
+          <w:rFonts w:ascii="Calibri" w:eastAsia="Times New Roman" w:hAnsi="Calibri" w:cs="Calibri"/>
+          <w:color w:val="000000"/>
+          <w:kern w:val="0"/>
+          <w:sz w:val="28"/>
+          <w:szCs w:val="28"/>
+          <w:lang w:eastAsia="en-IN"/>
+          <w14:ligatures w14:val="none"/>
+        </w:rPr>
+        <w:t>-fieldname = 'DISTANCE'.</w:t>
+      </w:r>
+    </w:p>
+    <w:p>
+      <w:pPr>
+        <w:pStyle w:val="ListParagraph"/>
+        <w:numPr>
+          <w:ilvl w:val="0"/>
+          <w:numId w:val="2"/>
+        </w:numPr>
+        <w:spacing w:after="0" w:line="240" w:lineRule="auto"/>
+        <w:rPr>
+          <w:rFonts w:ascii="Calibri" w:eastAsia="Times New Roman" w:hAnsi="Calibri" w:cs="Calibri"/>
+          <w:color w:val="000000"/>
+          <w:kern w:val="0"/>
+          <w:sz w:val="28"/>
+          <w:szCs w:val="28"/>
+          <w:lang w:eastAsia="en-IN"/>
+          <w14:ligatures w14:val="none"/>
+        </w:rPr>
+      </w:pPr>
+      <w:proofErr w:type="spellStart"/>
+      <w:r>
+        <w:rPr>
+          <w:rFonts w:ascii="Calibri" w:eastAsia="Times New Roman" w:hAnsi="Calibri" w:cs="Calibri"/>
+          <w:color w:val="000000"/>
+          <w:kern w:val="0"/>
+          <w:sz w:val="28"/>
+          <w:szCs w:val="28"/>
+          <w:lang w:eastAsia="en-IN"/>
+          <w14:ligatures w14:val="none"/>
+        </w:rPr>
+        <w:t>ls_fieldcat-seltext_l</w:t>
+      </w:r>
+      <w:proofErr w:type="spellEnd"/>
+      <w:r>
+        <w:rPr>
+          <w:rFonts w:ascii="Calibri" w:eastAsia="Times New Roman" w:hAnsi="Calibri" w:cs="Calibri"/>
+          <w:color w:val="000000"/>
+          <w:kern w:val="0"/>
+          <w:sz w:val="28"/>
+          <w:szCs w:val="28"/>
+          <w:lang w:eastAsia="en-IN"/>
+          <w14:ligatures w14:val="none"/>
+        </w:rPr>
+        <w:t xml:space="preserve"> = 'Distance'.</w:t>
+      </w:r>
+    </w:p>
+    <w:p>
+      <w:pPr>
+        <w:pStyle w:val="ListParagraph"/>
+        <w:numPr>
+          <w:ilvl w:val="0"/>
+          <w:numId w:val="2"/>
+        </w:numPr>
+        <w:spacing w:after="0" w:line="240" w:lineRule="auto"/>
+        <w:rPr>
+          <w:rFonts w:ascii="Calibri" w:eastAsia="Times New Roman" w:hAnsi="Calibri" w:cs="Calibri"/>
+          <w:color w:val="000000"/>
+          <w:kern w:val="0"/>
+          <w:sz w:val="28"/>
+          <w:szCs w:val="28"/>
+          <w:lang w:eastAsia="en-IN"/>
+          <w14:ligatures w14:val="none"/>
+        </w:rPr>
+      </w:pPr>
+      <w:proofErr w:type="spellStart"/>
+      <w:r>
+        <w:rPr>
+          <w:rFonts w:ascii="Calibri" w:eastAsia="Times New Roman" w:hAnsi="Calibri" w:cs="Calibri"/>
+          <w:color w:val="000000"/>
+          <w:kern w:val="0"/>
+          <w:sz w:val="28"/>
+          <w:szCs w:val="28"/>
+          <w:lang w:eastAsia="en-IN"/>
+          <w14:ligatures w14:val="none"/>
+        </w:rPr>
+        <w:t>ls_fieldcat-do_sum</w:t>
+      </w:r>
+      <w:proofErr w:type="spellEnd"/>
+      <w:r>
+        <w:rPr>
+          <w:rFonts w:ascii="Calibri" w:eastAsia="Times New Roman" w:hAnsi="Calibri" w:cs="Calibri"/>
+          <w:color w:val="000000"/>
+          <w:kern w:val="0"/>
+          <w:sz w:val="28"/>
+          <w:szCs w:val="28"/>
+          <w:lang w:eastAsia="en-IN"/>
+          <w14:ligatures w14:val="none"/>
+        </w:rPr>
+        <w:t xml:space="preserve">    = 'X'.     "Enable Total</w:t>
+      </w:r>
+    </w:p>
+    <w:p>
+      <w:pPr>
+        <w:pStyle w:val="ListParagraph"/>
+        <w:numPr>
+          <w:ilvl w:val="0"/>
+          <w:numId w:val="2"/>
+        </w:numPr>
+        <w:spacing w:after="0" w:line="240" w:lineRule="auto"/>
+        <w:rPr>
+          <w:rFonts w:ascii="Calibri" w:eastAsia="Times New Roman" w:hAnsi="Calibri" w:cs="Calibri"/>
+          <w:color w:val="000000"/>
+          <w:kern w:val="0"/>
+          <w:sz w:val="28"/>
+          <w:szCs w:val="28"/>
+          <w:lang w:eastAsia="en-IN"/>
+          <w14:ligatures w14:val="none"/>
+        </w:rPr>
+      </w:pPr>
+      <w:r>
+        <w:rPr>
+          <w:rFonts w:ascii="Calibri" w:eastAsia="Times New Roman" w:hAnsi="Calibri" w:cs="Calibri"/>
+          <w:color w:val="000000"/>
+          <w:kern w:val="0"/>
+          <w:sz w:val="28"/>
+          <w:szCs w:val="28"/>
+          <w:lang w:eastAsia="en-IN"/>
+          <w14:ligatures w14:val="none"/>
+        </w:rPr>
+        <w:t xml:space="preserve">APPEND </w:t>
+      </w:r>
+      <w:proofErr w:type="spellStart"/>
+      <w:r>
+        <w:rPr>
+          <w:rFonts w:ascii="Calibri" w:eastAsia="Times New Roman" w:hAnsi="Calibri" w:cs="Calibri"/>
+          <w:color w:val="000000"/>
+          <w:kern w:val="0"/>
+          <w:sz w:val="28"/>
+          <w:szCs w:val="28"/>
+          <w:lang w:eastAsia="en-IN"/>
+          <w14:ligatures w14:val="none"/>
+        </w:rPr>
+        <w:t>ls_fieldcat</w:t>
+      </w:r>
+      <w:proofErr w:type="spellEnd"/>
+      <w:r>
+        <w:rPr>
+          <w:rFonts w:ascii="Calibri" w:eastAsia="Times New Roman" w:hAnsi="Calibri" w:cs="Calibri"/>
+          <w:color w:val="000000"/>
+          <w:kern w:val="0"/>
+          <w:sz w:val="28"/>
+          <w:szCs w:val="28"/>
+          <w:lang w:eastAsia="en-IN"/>
+          <w14:ligatures w14:val="none"/>
+        </w:rPr>
+        <w:t xml:space="preserve"> TO </w:t>
+      </w:r>
+      <w:proofErr w:type="spellStart"/>
+      <w:r>
+        <w:rPr>
+          <w:rFonts w:ascii="Calibri" w:eastAsia="Times New Roman" w:hAnsi="Calibri" w:cs="Calibri"/>
+          <w:color w:val="000000"/>
+          <w:kern w:val="0"/>
+          <w:sz w:val="28"/>
+          <w:szCs w:val="28"/>
+          <w:lang w:eastAsia="en-IN"/>
+          <w14:ligatures w14:val="none"/>
+        </w:rPr>
+        <w:t>lt_fieldcat</w:t>
+      </w:r>
+      <w:proofErr w:type="spellEnd"/>
+      <w:r>
+        <w:rPr>
+          <w:rFonts w:ascii="Calibri" w:eastAsia="Times New Roman" w:hAnsi="Calibri" w:cs="Calibri"/>
+          <w:color w:val="000000"/>
+          <w:kern w:val="0"/>
+          <w:sz w:val="28"/>
+          <w:szCs w:val="28"/>
+          <w:lang w:eastAsia="en-IN"/>
+          <w14:ligatures w14:val="none"/>
+        </w:rPr>
+        <w:t>.</w:t>
+      </w:r>
+      <w:r>
+        <w:rPr>
+          <w:rFonts w:ascii="Calibri" w:eastAsia="Times New Roman" w:hAnsi="Calibri" w:cs="Calibri"/>
+          <w:color w:val="000000"/>
+          <w:kern w:val="0"/>
+          <w:sz w:val="28"/>
+          <w:szCs w:val="28"/>
+          <w:lang w:eastAsia="en-IN"/>
+          <w14:ligatures w14:val="none"/>
+        </w:rPr>
+        <w:br/>
+      </w:r>
+    </w:p>
+    <w:p>
+      <w:pPr>
+        <w:pStyle w:val="ListParagraph"/>
+        <w:numPr>
+          <w:ilvl w:val="0"/>
+          <w:numId w:val="2"/>
+        </w:numPr>
+        <w:spacing w:after="0" w:line="240" w:lineRule="auto"/>
+        <w:rPr>
+          <w:rFonts w:ascii="Calibri" w:eastAsia="Times New Roman" w:hAnsi="Calibri" w:cs="Calibri"/>
+          <w:color w:val="000000"/>
+          <w:kern w:val="0"/>
+          <w:sz w:val="28"/>
+          <w:szCs w:val="28"/>
+          <w:lang w:eastAsia="en-IN"/>
+          <w14:ligatures w14:val="none"/>
+        </w:rPr>
+      </w:pPr>
+      <w:r>
+        <w:rPr>
+          <w:rFonts w:ascii="Calibri" w:eastAsia="Times New Roman" w:hAnsi="Calibri" w:cs="Calibri"/>
+          <w:b/>
+          <w:bCs/>
+          <w:color w:val="000000"/>
+          <w:kern w:val="0"/>
+          <w:sz w:val="28"/>
+          <w:szCs w:val="28"/>
+          <w:lang w:eastAsia="en-IN"/>
+          <w14:ligatures w14:val="none"/>
+        </w:rPr>
+        <w:t>Subtotals</w:t>
+      </w:r>
+      <w:r>
+        <w:rPr>
+          <w:rFonts w:ascii="Calibri" w:eastAsia="Times New Roman" w:hAnsi="Calibri" w:cs="Calibri"/>
+          <w:b/>
+          <w:bCs/>
+          <w:color w:val="000000"/>
+          <w:kern w:val="0"/>
+          <w:sz w:val="28"/>
+          <w:szCs w:val="28"/>
+          <w:lang w:eastAsia="en-IN"/>
+          <w14:ligatures w14:val="none"/>
+        </w:rPr>
+        <w:t>:</w:t>
+      </w:r>
+      <w:r>
+        <w:rPr>
+          <w:b/>
+          <w:bCs/>
+        </w:rPr>
+        <w:t xml:space="preserve"> </w:t>
+      </w:r>
+      <w:r>
+        <w:rPr>
+          <w:rFonts w:ascii="Calibri" w:eastAsia="Times New Roman" w:hAnsi="Calibri" w:cs="Calibri"/>
+          <w:color w:val="000000"/>
+          <w:kern w:val="0"/>
+          <w:sz w:val="28"/>
+          <w:szCs w:val="28"/>
+          <w:lang w:eastAsia="en-IN"/>
+          <w14:ligatures w14:val="none"/>
+        </w:rPr>
+        <w:t xml:space="preserve">Subtotals require </w:t>
+      </w:r>
+      <w:r>
+        <w:rPr>
+          <w:rFonts w:ascii="Calibri" w:eastAsia="Times New Roman" w:hAnsi="Calibri" w:cs="Calibri"/>
+          <w:b/>
+          <w:bCs/>
+          <w:color w:val="000000"/>
+          <w:kern w:val="0"/>
+          <w:sz w:val="28"/>
+          <w:szCs w:val="28"/>
+          <w:lang w:eastAsia="en-IN"/>
+          <w14:ligatures w14:val="none"/>
+        </w:rPr>
+        <w:t>sorting</w:t>
+      </w:r>
+      <w:r>
+        <w:rPr>
+          <w:rFonts w:ascii="Calibri" w:eastAsia="Times New Roman" w:hAnsi="Calibri" w:cs="Calibri"/>
+          <w:color w:val="000000"/>
+          <w:kern w:val="0"/>
+          <w:sz w:val="28"/>
+          <w:szCs w:val="28"/>
+          <w:lang w:eastAsia="en-IN"/>
+          <w14:ligatures w14:val="none"/>
+        </w:rPr>
+        <w:t>. ALV groups records based on a field and calculates totals for each group.</w:t>
+      </w:r>
+    </w:p>
+    <w:p>
+      <w:pPr>
+        <w:pStyle w:val="ListParagraph"/>
+        <w:numPr>
+          <w:ilvl w:val="0"/>
+          <w:numId w:val="2"/>
+        </w:numPr>
+        <w:spacing w:after="0" w:line="240" w:lineRule="auto"/>
+        <w:rPr>
+          <w:rFonts w:ascii="Calibri" w:eastAsia="Times New Roman" w:hAnsi="Calibri" w:cs="Calibri"/>
+          <w:color w:val="000000"/>
+          <w:kern w:val="0"/>
+          <w:sz w:val="28"/>
+          <w:szCs w:val="28"/>
+          <w:lang w:eastAsia="en-IN"/>
+          <w14:ligatures w14:val="none"/>
+        </w:rPr>
+      </w:pPr>
+      <w:r>
+        <w:rPr>
+          <w:rFonts w:ascii="Calibri" w:eastAsia="Times New Roman" w:hAnsi="Calibri" w:cs="Calibri"/>
+          <w:color w:val="000000"/>
+          <w:kern w:val="0"/>
+          <w:sz w:val="28"/>
+          <w:szCs w:val="28"/>
+          <w:lang w:eastAsia="en-IN"/>
+          <w14:ligatures w14:val="none"/>
+        </w:rPr>
+        <w:t>Step 1: Declare Sort Table</w:t>
+      </w:r>
+    </w:p>
+    <w:p>
+      <w:pPr>
+        <w:pStyle w:val="ListParagraph"/>
+        <w:numPr>
+          <w:ilvl w:val="0"/>
+          <w:numId w:val="2"/>
+        </w:numPr>
+        <w:spacing w:after="0" w:line="240" w:lineRule="auto"/>
+        <w:rPr>
+          <w:rFonts w:ascii="Calibri" w:eastAsia="Times New Roman" w:hAnsi="Calibri" w:cs="Calibri"/>
+          <w:color w:val="000000"/>
+          <w:kern w:val="0"/>
+          <w:sz w:val="28"/>
+          <w:szCs w:val="28"/>
+          <w:lang w:eastAsia="en-IN"/>
+          <w14:ligatures w14:val="none"/>
+        </w:rPr>
+      </w:pPr>
+      <w:r>
+        <w:rPr>
+          <w:rFonts w:ascii="Calibri" w:eastAsia="Times New Roman" w:hAnsi="Calibri" w:cs="Calibri"/>
+          <w:color w:val="000000"/>
+          <w:kern w:val="0"/>
+          <w:sz w:val="28"/>
+          <w:szCs w:val="28"/>
+          <w:lang w:eastAsia="en-IN"/>
+          <w14:ligatures w14:val="none"/>
+        </w:rPr>
+        <w:t>Step 2: Fill Sort Table</w:t>
+      </w:r>
+    </w:p>
+    <w:p>
+      <w:pPr>
+        <w:pStyle w:val="ListParagraph"/>
+        <w:numPr>
+          <w:ilvl w:val="0"/>
+          <w:numId w:val="2"/>
+        </w:numPr>
+        <w:spacing w:after="0" w:line="240" w:lineRule="auto"/>
+        <w:rPr>
+          <w:rFonts w:ascii="Calibri" w:eastAsia="Times New Roman" w:hAnsi="Calibri" w:cs="Calibri"/>
+          <w:color w:val="000000"/>
+          <w:kern w:val="0"/>
+          <w:sz w:val="28"/>
+          <w:szCs w:val="28"/>
+          <w:lang w:eastAsia="en-IN"/>
+          <w14:ligatures w14:val="none"/>
+        </w:rPr>
+      </w:pPr>
+      <w:r>
+        <w:rPr>
+          <w:rFonts w:ascii="Calibri" w:eastAsia="Times New Roman" w:hAnsi="Calibri" w:cs="Calibri"/>
+          <w:color w:val="000000"/>
+          <w:kern w:val="0"/>
+          <w:sz w:val="28"/>
+          <w:szCs w:val="28"/>
+          <w:lang w:eastAsia="en-IN"/>
+          <w14:ligatures w14:val="none"/>
+        </w:rPr>
+        <w:t>Step 3: Pass IT_SORT to ALV</w:t>
+      </w:r>
+    </w:p>
+    <w:p>
+      <w:pPr>
+        <w:pStyle w:val="ListParagraph"/>
+        <w:numPr>
+          <w:ilvl w:val="0"/>
+          <w:numId w:val="2"/>
+        </w:numPr>
+        <w:spacing w:after="0" w:line="240" w:lineRule="auto"/>
+        <w:rPr>
+          <w:rFonts w:ascii="Calibri" w:eastAsia="Times New Roman" w:hAnsi="Calibri" w:cs="Calibri"/>
+          <w:color w:val="000000"/>
+          <w:kern w:val="0"/>
+          <w:sz w:val="28"/>
+          <w:szCs w:val="28"/>
+          <w:lang w:eastAsia="en-IN"/>
+          <w14:ligatures w14:val="none"/>
+        </w:rPr>
+      </w:pPr>
+    </w:p>
+    <w:p>
+      <w:pPr>
+        <w:pStyle w:val="ListParagraph"/>
+        <w:spacing w:after="0" w:line="240" w:lineRule="auto"/>
+        <w:ind w:left="360"/>
+        <w:rPr>
+          <w:rFonts w:ascii="Calibri" w:eastAsia="Times New Roman" w:hAnsi="Calibri" w:cs="Calibri"/>
+          <w:color w:val="000000"/>
+          <w:kern w:val="0"/>
+          <w:sz w:val="28"/>
+          <w:szCs w:val="28"/>
+          <w:lang w:eastAsia="en-IN"/>
+          <w14:ligatures w14:val="none"/>
+        </w:rPr>
+      </w:pPr>
+      <w:r>
+        <w:rPr>
+          <w:noProof/>
+        </w:rPr>
+        <w:drawing>
+          <wp:inline distT="0" distB="0" distL="0" distR="0" wp14:anchorId="3882BEB3" wp14:editId="6497D6EA">
+            <wp:extent cx="4191000" cy="3430435"/>
+            <wp:effectExtent l="0" t="0" r="0" b="0"/>
+            <wp:docPr id="581378473" name="Picture 1"/>
+            <wp:cNvGraphicFramePr>
+              <a:graphicFrameLocks xmlns:a="http://schemas.openxmlformats.org/drawingml/2006/main" noChangeAspect="1"/>
+            </wp:cNvGraphicFramePr>
+            <a:graphic xmlns:a="http://schemas.openxmlformats.org/drawingml/2006/main">
+              <a:graphicData uri="http://schemas.openxmlformats.org/drawingml/2006/picture">
+                <pic:pic xmlns:pic="http://schemas.openxmlformats.org/drawingml/2006/picture">
+                  <pic:nvPicPr>
+                    <pic:cNvPr id="581378473" name=""/>
+                    <pic:cNvPicPr/>
+                  </pic:nvPicPr>
+                  <pic:blipFill>
+                    <a:blip r:embed="rId20"/>
+                    <a:stretch>
+                      <a:fillRect/>
+                    </a:stretch>
+                  </pic:blipFill>
+                  <pic:spPr>
+                    <a:xfrm>
+                      <a:off x="0" y="0"/>
+                      <a:ext cx="4194990" cy="3433701"/>
+                    </a:xfrm>
+                    <a:prstGeom prst="rect">
+                      <a:avLst/>
+                    </a:prstGeom>
+                  </pic:spPr>
+                </pic:pic>
+              </a:graphicData>
+            </a:graphic>
+          </wp:inline>
+        </w:drawing>
+      </w:r>
+      <w:r>
+        <w:rPr>
+          <w:rFonts w:ascii="Calibri" w:eastAsia="Times New Roman" w:hAnsi="Calibri" w:cs="Calibri"/>
+          <w:color w:val="000000"/>
+          <w:kern w:val="0"/>
+          <w:sz w:val="28"/>
+          <w:szCs w:val="28"/>
+          <w:lang w:eastAsia="en-IN"/>
+          <w14:ligatures w14:val="none"/>
+        </w:rPr>
+        <w:br/>
+      </w:r>
+      <w:r>
+        <w:rPr>
+          <w:rFonts w:ascii="Calibri" w:eastAsia="Times New Roman" w:hAnsi="Calibri" w:cs="Calibri"/>
+          <w:color w:val="000000"/>
+          <w:kern w:val="0"/>
+          <w:sz w:val="28"/>
+          <w:szCs w:val="28"/>
+          <w:lang w:eastAsia="en-IN"/>
+          <w14:ligatures w14:val="none"/>
+        </w:rPr>
+        <w:drawing>
+          <wp:inline distT="0" distB="0" distL="0" distR="0" wp14:anchorId="2C8D9758" wp14:editId="0EA82EAB">
+            <wp:extent cx="4184073" cy="3525820"/>
+            <wp:effectExtent l="0" t="0" r="6985" b="0"/>
+            <wp:docPr id="1238115758" name="Picture 1"/>
+            <wp:cNvGraphicFramePr>
+              <a:graphicFrameLocks xmlns:a="http://schemas.openxmlformats.org/drawingml/2006/main" noChangeAspect="1"/>
+            </wp:cNvGraphicFramePr>
+            <a:graphic xmlns:a="http://schemas.openxmlformats.org/drawingml/2006/main">
+              <a:graphicData uri="http://schemas.openxmlformats.org/drawingml/2006/picture">
+                <pic:pic xmlns:pic="http://schemas.openxmlformats.org/drawingml/2006/picture">
+                  <pic:nvPicPr>
+                    <pic:cNvPr id="1238115758" name=""/>
+                    <pic:cNvPicPr/>
+                  </pic:nvPicPr>
+                  <pic:blipFill>
+                    <a:blip r:embed="rId21"/>
+                    <a:stretch>
+                      <a:fillRect/>
+                    </a:stretch>
+                  </pic:blipFill>
+                  <pic:spPr>
+                    <a:xfrm>
+                      <a:off x="0" y="0"/>
+                      <a:ext cx="4229543" cy="3564136"/>
+                    </a:xfrm>
+                    <a:prstGeom prst="rect">
+                      <a:avLst/>
+                    </a:prstGeom>
+                  </pic:spPr>
+                </pic:pic>
+              </a:graphicData>
+            </a:graphic>
+          </wp:inline>
+        </w:drawing>
+      </w:r>
+    </w:p>
+    <w:p>
+      <w:pPr>
+        <w:pStyle w:val="ListParagraph"/>
+        <w:spacing w:after="0" w:line="240" w:lineRule="auto"/>
+        <w:ind w:left="360"/>
+        <w:rPr>
+          <w:rFonts w:ascii="Calibri" w:eastAsia="Times New Roman" w:hAnsi="Calibri" w:cs="Calibri"/>
+          <w:color w:val="000000"/>
+          <w:kern w:val="0"/>
+          <w:sz w:val="28"/>
+          <w:szCs w:val="28"/>
+          <w:lang w:eastAsia="en-IN"/>
+          <w14:ligatures w14:val="none"/>
+        </w:rPr>
+      </w:pPr>
+      <w:r>
+        <w:rPr>
+          <w:rFonts w:ascii="Calibri" w:eastAsia="Times New Roman" w:hAnsi="Calibri" w:cs="Calibri"/>
+          <w:color w:val="000000"/>
+          <w:kern w:val="0"/>
+          <w:sz w:val="28"/>
+          <w:szCs w:val="28"/>
+          <w:lang w:eastAsia="en-IN"/>
+          <w14:ligatures w14:val="none"/>
+        </w:rPr>
+        <w:drawing>
+          <wp:inline distT="0" distB="0" distL="0" distR="0" wp14:anchorId="233687A4" wp14:editId="3012C667">
+            <wp:extent cx="3429000" cy="412750"/>
+            <wp:effectExtent l="0" t="0" r="0" b="6350"/>
+            <wp:docPr id="1748963958" name="Picture 1"/>
+            <wp:cNvGraphicFramePr>
+              <a:graphicFrameLocks xmlns:a="http://schemas.openxmlformats.org/drawingml/2006/main" noChangeAspect="1"/>
+            </wp:cNvGraphicFramePr>
+            <a:graphic xmlns:a="http://schemas.openxmlformats.org/drawingml/2006/main">
+              <a:graphicData uri="http://schemas.openxmlformats.org/drawingml/2006/picture">
+                <pic:pic xmlns:pic="http://schemas.openxmlformats.org/drawingml/2006/picture">
+                  <pic:nvPicPr>
+                    <pic:cNvPr id="1748963958" name=""/>
+                    <pic:cNvPicPr/>
+                  </pic:nvPicPr>
+                  <pic:blipFill>
+                    <a:blip r:embed="rId22"/>
+                    <a:stretch>
+                      <a:fillRect/>
+                    </a:stretch>
+                  </pic:blipFill>
+                  <pic:spPr>
+                    <a:xfrm>
+                      <a:off x="0" y="0"/>
+                      <a:ext cx="3624746" cy="436312"/>
+                    </a:xfrm>
+                    <a:prstGeom prst="rect">
+                      <a:avLst/>
+                    </a:prstGeom>
+                  </pic:spPr>
+                </pic:pic>
+              </a:graphicData>
+            </a:graphic>
+          </wp:inline>
+        </w:drawing>
+      </w:r>
+    </w:p>
+    <w:p>
+      <w:pPr>
+        <w:spacing w:after="0" w:line="240" w:lineRule="auto"/>
+        <w:rPr>
+          <w:rFonts w:ascii="Calibri" w:eastAsia="Times New Roman" w:hAnsi="Calibri" w:cs="Calibri"/>
+          <w:color w:val="000000"/>
+          <w:kern w:val="0"/>
+          <w:sz w:val="28"/>
+          <w:szCs w:val="28"/>
+          <w:lang w:eastAsia="en-IN"/>
+          <w14:ligatures w14:val="none"/>
+        </w:rPr>
+      </w:pPr>
+    </w:p>
+    <w:p>
+      <w:pPr>
+        <w:pStyle w:val="ListParagraph"/>
+        <w:numPr>
+          <w:ilvl w:val="0"/>
+          <w:numId w:val="2"/>
+        </w:numPr>
+        <w:spacing w:after="0" w:line="240" w:lineRule="auto"/>
+        <w:rPr>
+          <w:rFonts w:ascii="Calibri" w:eastAsia="Times New Roman" w:hAnsi="Calibri" w:cs="Calibri"/>
+          <w:color w:val="000000"/>
+          <w:kern w:val="0"/>
+          <w:sz w:val="28"/>
+          <w:szCs w:val="28"/>
+          <w:lang w:eastAsia="en-IN"/>
+          <w14:ligatures w14:val="none"/>
+        </w:rPr>
+      </w:pPr>
+      <w:r>
+        <w:rPr>
+          <w:rFonts w:ascii="Calibri" w:eastAsia="Times New Roman" w:hAnsi="Calibri" w:cs="Calibri"/>
+          <w:color w:val="000000"/>
+          <w:kern w:val="0"/>
+          <w:sz w:val="28"/>
+          <w:szCs w:val="28"/>
+          <w:lang w:eastAsia="en-IN"/>
+          <w14:ligatures w14:val="none"/>
+        </w:rPr>
+        <w:t xml:space="preserve">Output: </w:t>
+      </w:r>
+    </w:p>
+    <w:p>
+      <w:pPr>
+        <w:pStyle w:val="ListParagraph"/>
+        <w:numPr>
+          <w:ilvl w:val="0"/>
+          <w:numId w:val="2"/>
+        </w:numPr>
+        <w:spacing w:after="0" w:line="240" w:lineRule="auto"/>
+        <w:rPr>
+          <w:rFonts w:ascii="Calibri" w:eastAsia="Times New Roman" w:hAnsi="Calibri" w:cs="Calibri"/>
+          <w:color w:val="000000"/>
+          <w:kern w:val="0"/>
+          <w:sz w:val="28"/>
+          <w:szCs w:val="28"/>
+          <w:lang w:eastAsia="en-IN"/>
+          <w14:ligatures w14:val="none"/>
+        </w:rPr>
+      </w:pPr>
+    </w:p>
+    <w:p>
+      <w:pPr>
+        <w:pStyle w:val="ListParagraph"/>
+        <w:numPr>
+          <w:ilvl w:val="0"/>
+          <w:numId w:val="2"/>
+        </w:numPr>
+        <w:spacing w:after="0" w:line="240" w:lineRule="auto"/>
+        <w:rPr>
+          <w:rFonts w:ascii="Calibri" w:eastAsia="Times New Roman" w:hAnsi="Calibri" w:cs="Calibri"/>
+          <w:color w:val="000000"/>
+          <w:kern w:val="0"/>
+          <w:sz w:val="28"/>
+          <w:szCs w:val="28"/>
+          <w:lang w:eastAsia="en-IN"/>
+          <w14:ligatures w14:val="none"/>
+        </w:rPr>
+      </w:pPr>
+      <w:r>
+        <w:rPr>
+          <w:rFonts w:ascii="Calibri" w:eastAsia="Times New Roman" w:hAnsi="Calibri" w:cs="Calibri"/>
+          <w:color w:val="000000"/>
+          <w:kern w:val="0"/>
+          <w:sz w:val="28"/>
+          <w:szCs w:val="28"/>
+          <w:lang w:eastAsia="en-IN"/>
+          <w14:ligatures w14:val="none"/>
+        </w:rPr>
+        <w:lastRenderedPageBreak/>
+        <w:drawing>
+          <wp:inline distT="0" distB="0" distL="0" distR="0" wp14:anchorId="67F62522" wp14:editId="32AE29F0">
+            <wp:extent cx="5530503" cy="3232150"/>
+            <wp:effectExtent l="0" t="0" r="0" b="6350"/>
+            <wp:docPr id="331875314" name="Picture 1"/>
+            <wp:cNvGraphicFramePr>
+              <a:graphicFrameLocks xmlns:a="http://schemas.openxmlformats.org/drawingml/2006/main" noChangeAspect="1"/>
+            </wp:cNvGraphicFramePr>
+            <a:graphic xmlns:a="http://schemas.openxmlformats.org/drawingml/2006/main">
+              <a:graphicData uri="http://schemas.openxmlformats.org/drawingml/2006/picture">
+                <pic:pic xmlns:pic="http://schemas.openxmlformats.org/drawingml/2006/picture">
+                  <pic:nvPicPr>
+                    <pic:cNvPr id="331875314" name=""/>
+                    <pic:cNvPicPr/>
+                  </pic:nvPicPr>
+                  <pic:blipFill>
+                    <a:blip r:embed="rId23"/>
+                    <a:stretch>
+                      <a:fillRect/>
+                    </a:stretch>
+                  </pic:blipFill>
+                  <pic:spPr>
+                    <a:xfrm>
+                      <a:off x="0" y="0"/>
+                      <a:ext cx="5602383" cy="3274158"/>
+                    </a:xfrm>
+                    <a:prstGeom prst="rect">
+                      <a:avLst/>
+                    </a:prstGeom>
+                  </pic:spPr>
+                </pic:pic>
+              </a:graphicData>
+            </a:graphic>
+          </wp:inline>
+        </w:drawing>
+      </w:r>
+    </w:p>
+    <w:p>
+      <w:pPr>
+        <w:spacing w:after="0" w:line="240" w:lineRule="auto"/>
+        <w:rPr>
+          <w:rFonts w:ascii="Calibri" w:eastAsia="Times New Roman" w:hAnsi="Calibri" w:cs="Calibri"/>
+          <w:color w:val="000000"/>
+          <w:kern w:val="0"/>
+          <w:sz w:val="28"/>
+          <w:szCs w:val="28"/>
+          <w:lang w:eastAsia="en-IN"/>
+          <w14:ligatures w14:val="none"/>
+        </w:rPr>
+      </w:pPr>
+    </w:p>
+    <w:p>
+      <w:pPr>
+        <w:pStyle w:val="ListParagraph"/>
+        <w:numPr>
+          <w:ilvl w:val="0"/>
+          <w:numId w:val="1"/>
+        </w:numPr>
+        <w:spacing w:after="0" w:line="240" w:lineRule="auto"/>
+        <w:rPr>
+          <w:rFonts w:ascii="Calibri" w:eastAsia="Times New Roman" w:hAnsi="Calibri" w:cs="Calibri"/>
+          <w:b/>
+          <w:bCs/>
+          <w:color w:val="000000"/>
+          <w:kern w:val="0"/>
+          <w:sz w:val="28"/>
+          <w:szCs w:val="28"/>
+          <w:lang w:eastAsia="en-IN"/>
+          <w14:ligatures w14:val="none"/>
+        </w:rPr>
+      </w:pPr>
+      <w:r>
+        <w:rPr>
+          <w:rFonts w:ascii="Calibri" w:eastAsia="Times New Roman" w:hAnsi="Calibri" w:cs="Calibri"/>
+          <w:b/>
+          <w:bCs/>
+          <w:color w:val="000000"/>
+          <w:kern w:val="0"/>
+          <w:sz w:val="28"/>
+          <w:szCs w:val="28"/>
+          <w:lang w:eastAsia="en-IN"/>
+          <w14:ligatures w14:val="none"/>
+        </w:rPr>
+        <w:t>Hierarchy ALV?</w:t>
+      </w:r>
+    </w:p>
+    <w:p>
+      <w:pPr>
+        <w:pStyle w:val="ListParagraph"/>
+        <w:numPr>
+          <w:ilvl w:val="0"/>
+          <w:numId w:val="2"/>
+        </w:numPr>
+        <w:spacing w:after="0" w:line="240" w:lineRule="auto"/>
+        <w:rPr>
+          <w:rFonts w:ascii="Calibri" w:eastAsia="Times New Roman" w:hAnsi="Calibri" w:cs="Calibri"/>
+          <w:color w:val="000000"/>
+          <w:kern w:val="0"/>
+          <w:sz w:val="28"/>
+          <w:szCs w:val="28"/>
+          <w:lang w:eastAsia="en-IN"/>
+          <w14:ligatures w14:val="none"/>
+        </w:rPr>
+      </w:pPr>
+      <w:r>
+        <w:rPr>
+          <w:rFonts w:ascii="Calibri" w:eastAsia="Times New Roman" w:hAnsi="Calibri" w:cs="Calibri"/>
+          <w:b/>
+          <w:bCs/>
+          <w:color w:val="000000"/>
+          <w:kern w:val="0"/>
+          <w:sz w:val="28"/>
+          <w:szCs w:val="28"/>
+          <w:lang w:eastAsia="en-IN"/>
+          <w14:ligatures w14:val="none"/>
+        </w:rPr>
+        <w:t>Hierarchical ALV</w:t>
+      </w:r>
+      <w:r>
+        <w:rPr>
+          <w:rFonts w:ascii="Calibri" w:eastAsia="Times New Roman" w:hAnsi="Calibri" w:cs="Calibri"/>
+          <w:color w:val="000000"/>
+          <w:kern w:val="0"/>
+          <w:sz w:val="28"/>
+          <w:szCs w:val="28"/>
+          <w:lang w:eastAsia="en-IN"/>
+          <w14:ligatures w14:val="none"/>
+        </w:rPr>
+        <w:t xml:space="preserve"> is used to display </w:t>
+      </w:r>
+      <w:r>
+        <w:rPr>
+          <w:rFonts w:ascii="Calibri" w:eastAsia="Times New Roman" w:hAnsi="Calibri" w:cs="Calibri"/>
+          <w:b/>
+          <w:bCs/>
+          <w:color w:val="000000"/>
+          <w:kern w:val="0"/>
+          <w:sz w:val="28"/>
+          <w:szCs w:val="28"/>
+          <w:lang w:eastAsia="en-IN"/>
+          <w14:ligatures w14:val="none"/>
+        </w:rPr>
+        <w:t>parent-child (Header-Item)</w:t>
+      </w:r>
+      <w:r>
+        <w:rPr>
+          <w:rFonts w:ascii="Calibri" w:eastAsia="Times New Roman" w:hAnsi="Calibri" w:cs="Calibri"/>
+          <w:color w:val="000000"/>
+          <w:kern w:val="0"/>
+          <w:sz w:val="28"/>
+          <w:szCs w:val="28"/>
+          <w:lang w:eastAsia="en-IN"/>
+          <w14:ligatures w14:val="none"/>
+        </w:rPr>
+        <w:t xml:space="preserve"> data in a single ALV report.</w:t>
+      </w:r>
+    </w:p>
+    <w:p>
+      <w:pPr>
+        <w:pStyle w:val="ListParagraph"/>
+        <w:numPr>
+          <w:ilvl w:val="0"/>
+          <w:numId w:val="2"/>
+        </w:numPr>
+        <w:spacing w:after="0" w:line="240" w:lineRule="auto"/>
+        <w:rPr>
+          <w:rFonts w:ascii="Calibri" w:eastAsia="Times New Roman" w:hAnsi="Calibri" w:cs="Calibri"/>
+          <w:color w:val="000000"/>
+          <w:kern w:val="0"/>
+          <w:sz w:val="28"/>
+          <w:szCs w:val="28"/>
+          <w:lang w:eastAsia="en-IN"/>
+          <w14:ligatures w14:val="none"/>
+        </w:rPr>
+      </w:pPr>
+      <w:r>
+        <w:rPr>
+          <w:rFonts w:ascii="Calibri" w:eastAsia="Times New Roman" w:hAnsi="Calibri" w:cs="Calibri"/>
+          <w:color w:val="000000"/>
+          <w:kern w:val="0"/>
+          <w:sz w:val="28"/>
+          <w:szCs w:val="28"/>
+          <w:lang w:eastAsia="en-IN"/>
+          <w14:ligatures w14:val="none"/>
+        </w:rPr>
+        <w:t xml:space="preserve">It is useful when there is a </w:t>
+      </w:r>
+      <w:r>
+        <w:rPr>
+          <w:rFonts w:ascii="Calibri" w:eastAsia="Times New Roman" w:hAnsi="Calibri" w:cs="Calibri"/>
+          <w:b/>
+          <w:bCs/>
+          <w:color w:val="000000"/>
+          <w:kern w:val="0"/>
+          <w:sz w:val="28"/>
+          <w:szCs w:val="28"/>
+          <w:lang w:eastAsia="en-IN"/>
+          <w14:ligatures w14:val="none"/>
+        </w:rPr>
+        <w:t>one-to-many relationship</w:t>
+      </w:r>
+      <w:r>
+        <w:rPr>
+          <w:rFonts w:ascii="Calibri" w:eastAsia="Times New Roman" w:hAnsi="Calibri" w:cs="Calibri"/>
+          <w:color w:val="000000"/>
+          <w:kern w:val="0"/>
+          <w:sz w:val="28"/>
+          <w:szCs w:val="28"/>
+          <w:lang w:eastAsia="en-IN"/>
+          <w14:ligatures w14:val="none"/>
+        </w:rPr>
+        <w:t xml:space="preserve"> between two tables.</w:t>
+      </w:r>
+    </w:p>
+    <w:p>
+      <w:pPr>
+        <w:pStyle w:val="ListParagraph"/>
+        <w:numPr>
+          <w:ilvl w:val="0"/>
+          <w:numId w:val="2"/>
+        </w:numPr>
+        <w:spacing w:after="0" w:line="240" w:lineRule="auto"/>
+        <w:rPr>
+          <w:rFonts w:ascii="Calibri" w:eastAsia="Times New Roman" w:hAnsi="Calibri" w:cs="Calibri"/>
+          <w:color w:val="000000"/>
+          <w:kern w:val="0"/>
+          <w:sz w:val="28"/>
+          <w:szCs w:val="28"/>
+          <w:lang w:eastAsia="en-IN"/>
+          <w14:ligatures w14:val="none"/>
+        </w:rPr>
+      </w:pPr>
+      <w:r>
+        <w:rPr>
+          <w:rFonts w:ascii="Calibri" w:eastAsia="Times New Roman" w:hAnsi="Calibri" w:cs="Calibri"/>
+          <w:color w:val="000000"/>
+          <w:kern w:val="0"/>
+          <w:sz w:val="28"/>
+          <w:szCs w:val="28"/>
+          <w:lang w:eastAsia="en-IN"/>
+          <w14:ligatures w14:val="none"/>
+        </w:rPr>
+        <w:t>Examples</w:t>
+      </w:r>
+      <w:r>
+        <w:rPr>
+          <w:rFonts w:ascii="Calibri" w:eastAsia="Times New Roman" w:hAnsi="Calibri" w:cs="Calibri"/>
+          <w:color w:val="000000"/>
+          <w:kern w:val="0"/>
+          <w:sz w:val="28"/>
+          <w:szCs w:val="28"/>
+          <w:lang w:eastAsia="en-IN"/>
+          <w14:ligatures w14:val="none"/>
+        </w:rPr>
+        <w:t>:</w:t>
+      </w:r>
+    </w:p>
+    <w:p>
+      <w:pPr>
+        <w:pStyle w:val="ListParagraph"/>
+        <w:numPr>
+          <w:ilvl w:val="0"/>
+          <w:numId w:val="2"/>
+        </w:numPr>
+        <w:spacing w:after="0" w:line="240" w:lineRule="auto"/>
+        <w:rPr>
+          <w:rFonts w:ascii="Calibri" w:eastAsia="Times New Roman" w:hAnsi="Calibri" w:cs="Calibri"/>
+          <w:color w:val="000000"/>
+          <w:kern w:val="0"/>
+          <w:sz w:val="28"/>
+          <w:szCs w:val="28"/>
+          <w:lang w:eastAsia="en-IN"/>
+          <w14:ligatures w14:val="none"/>
+        </w:rPr>
+      </w:pPr>
+      <w:r>
+        <w:rPr>
+          <w:rFonts w:ascii="Calibri" w:eastAsia="Times New Roman" w:hAnsi="Calibri" w:cs="Calibri"/>
+          <w:color w:val="000000"/>
+          <w:kern w:val="0"/>
+          <w:sz w:val="28"/>
+          <w:szCs w:val="28"/>
+          <w:lang w:eastAsia="en-IN"/>
+          <w14:ligatures w14:val="none"/>
+        </w:rPr>
+        <w:t xml:space="preserve">Purchase Order (EKKO → EKPO) </w:t>
+      </w:r>
+    </w:p>
+    <w:p>
+      <w:pPr>
+        <w:pStyle w:val="ListParagraph"/>
+        <w:numPr>
+          <w:ilvl w:val="0"/>
+          <w:numId w:val="2"/>
+        </w:numPr>
+        <w:spacing w:after="0" w:line="240" w:lineRule="auto"/>
+        <w:rPr>
+          <w:rFonts w:ascii="Calibri" w:eastAsia="Times New Roman" w:hAnsi="Calibri" w:cs="Calibri"/>
+          <w:color w:val="000000"/>
+          <w:kern w:val="0"/>
+          <w:sz w:val="28"/>
+          <w:szCs w:val="28"/>
+          <w:lang w:eastAsia="en-IN"/>
+          <w14:ligatures w14:val="none"/>
+        </w:rPr>
+      </w:pPr>
+      <w:r>
+        <w:rPr>
+          <w:rFonts w:ascii="Calibri" w:eastAsia="Times New Roman" w:hAnsi="Calibri" w:cs="Calibri"/>
+          <w:color w:val="000000"/>
+          <w:kern w:val="0"/>
+          <w:sz w:val="28"/>
+          <w:szCs w:val="28"/>
+          <w:lang w:eastAsia="en-IN"/>
+          <w14:ligatures w14:val="none"/>
+        </w:rPr>
+        <w:t xml:space="preserve">Billing (VBRK → VBRP) </w:t>
+      </w:r>
+    </w:p>
+    <w:p>
+      <w:pPr>
+        <w:pStyle w:val="ListParagraph"/>
+        <w:numPr>
+          <w:ilvl w:val="0"/>
+          <w:numId w:val="2"/>
+        </w:numPr>
+        <w:spacing w:after="0" w:line="240" w:lineRule="auto"/>
+        <w:rPr>
+          <w:rFonts w:ascii="Calibri" w:eastAsia="Times New Roman" w:hAnsi="Calibri" w:cs="Calibri"/>
+          <w:color w:val="000000"/>
+          <w:kern w:val="0"/>
+          <w:sz w:val="28"/>
+          <w:szCs w:val="28"/>
+          <w:lang w:eastAsia="en-IN"/>
+          <w14:ligatures w14:val="none"/>
+        </w:rPr>
+      </w:pPr>
+      <w:r>
+        <w:rPr>
+          <w:rFonts w:ascii="Calibri" w:eastAsia="Times New Roman" w:hAnsi="Calibri" w:cs="Calibri"/>
+          <w:color w:val="000000"/>
+          <w:kern w:val="0"/>
+          <w:sz w:val="28"/>
+          <w:szCs w:val="28"/>
+          <w:lang w:eastAsia="en-IN"/>
+          <w14:ligatures w14:val="none"/>
+        </w:rPr>
+        <w:t>Flight Schedule (SPFLI → SFLIGHT)</w:t>
+      </w:r>
+    </w:p>
+    <w:p>
+      <w:pPr>
+        <w:pStyle w:val="ListParagraph"/>
+        <w:numPr>
+          <w:ilvl w:val="0"/>
+          <w:numId w:val="2"/>
+        </w:numPr>
+        <w:spacing w:after="0" w:line="240" w:lineRule="auto"/>
+        <w:rPr>
+          <w:rFonts w:ascii="Calibri" w:eastAsia="Times New Roman" w:hAnsi="Calibri" w:cs="Calibri"/>
+          <w:b/>
+          <w:bCs/>
+          <w:color w:val="000000"/>
+          <w:kern w:val="0"/>
+          <w:sz w:val="28"/>
+          <w:szCs w:val="28"/>
+          <w:lang w:eastAsia="en-IN"/>
+          <w14:ligatures w14:val="none"/>
+        </w:rPr>
+      </w:pPr>
+      <w:r>
+        <w:rPr>
+          <w:rFonts w:ascii="Calibri" w:eastAsia="Times New Roman" w:hAnsi="Calibri" w:cs="Calibri"/>
+          <w:b/>
+          <w:bCs/>
+          <w:color w:val="000000"/>
+          <w:kern w:val="0"/>
+          <w:sz w:val="28"/>
+          <w:szCs w:val="28"/>
+          <w:lang w:eastAsia="en-IN"/>
+          <w14:ligatures w14:val="none"/>
+        </w:rPr>
+        <w:t>FM:</w:t>
+      </w:r>
+      <w:r>
+        <w:rPr>
+          <w:b/>
+          <w:bCs/>
+        </w:rPr>
+        <w:t xml:space="preserve"> </w:t>
+      </w:r>
+      <w:r>
+        <w:rPr>
+          <w:rFonts w:ascii="Calibri" w:eastAsia="Times New Roman" w:hAnsi="Calibri" w:cs="Calibri"/>
+          <w:b/>
+          <w:bCs/>
+          <w:color w:val="000000"/>
+          <w:kern w:val="0"/>
+          <w:sz w:val="28"/>
+          <w:szCs w:val="28"/>
+          <w:lang w:eastAsia="en-IN"/>
+          <w14:ligatures w14:val="none"/>
+        </w:rPr>
+        <w:t>REUSE_ALV_HIERSEQ_LIST_DISPLAY</w:t>
+      </w:r>
+      <w:r>
+        <w:rPr>
+          <w:rFonts w:ascii="Calibri" w:eastAsia="Times New Roman" w:hAnsi="Calibri" w:cs="Calibri"/>
+          <w:b/>
+          <w:bCs/>
+          <w:color w:val="000000"/>
+          <w:kern w:val="0"/>
+          <w:sz w:val="28"/>
+          <w:szCs w:val="28"/>
+          <w:lang w:eastAsia="en-IN"/>
+          <w14:ligatures w14:val="none"/>
+        </w:rPr>
+        <w:br/>
+      </w:r>
+    </w:p>
+    <w:p>
+      <w:pPr>
+        <w:pStyle w:val="ListParagraph"/>
+        <w:numPr>
+          <w:ilvl w:val="0"/>
+          <w:numId w:val="1"/>
+        </w:numPr>
+        <w:spacing w:after="0" w:line="240" w:lineRule="auto"/>
+        <w:rPr>
+          <w:rFonts w:ascii="Calibri" w:eastAsia="Times New Roman" w:hAnsi="Calibri" w:cs="Calibri"/>
+          <w:b/>
+          <w:bCs/>
+          <w:color w:val="000000"/>
+          <w:kern w:val="0"/>
+          <w:sz w:val="28"/>
+          <w:szCs w:val="28"/>
+          <w:lang w:eastAsia="en-IN"/>
+          <w14:ligatures w14:val="none"/>
+        </w:rPr>
+      </w:pPr>
+      <w:r>
+        <w:rPr>
+          <w:rFonts w:ascii="Calibri" w:eastAsia="Times New Roman" w:hAnsi="Calibri" w:cs="Calibri"/>
+          <w:b/>
+          <w:bCs/>
+          <w:color w:val="000000"/>
+          <w:kern w:val="0"/>
+          <w:sz w:val="28"/>
+          <w:szCs w:val="28"/>
+          <w:lang w:eastAsia="en-IN"/>
+          <w14:ligatures w14:val="none"/>
+        </w:rPr>
+        <w:t>Blocked ALV?</w:t>
+      </w:r>
+    </w:p>
+    <w:p>
+      <w:pPr>
+        <w:pStyle w:val="ListParagraph"/>
+        <w:numPr>
+          <w:ilvl w:val="0"/>
+          <w:numId w:val="2"/>
+        </w:numPr>
+        <w:spacing w:after="0" w:line="240" w:lineRule="auto"/>
+        <w:rPr>
+          <w:rFonts w:ascii="Calibri" w:eastAsia="Times New Roman" w:hAnsi="Calibri" w:cs="Calibri"/>
+          <w:color w:val="000000"/>
+          <w:kern w:val="0"/>
+          <w:sz w:val="28"/>
+          <w:szCs w:val="28"/>
+          <w:lang w:eastAsia="en-IN"/>
+          <w14:ligatures w14:val="none"/>
+        </w:rPr>
+      </w:pPr>
+      <w:r>
+        <w:rPr>
+          <w:rFonts w:ascii="Calibri" w:eastAsia="Times New Roman" w:hAnsi="Calibri" w:cs="Calibri"/>
+          <w:color w:val="000000"/>
+          <w:kern w:val="0"/>
+          <w:sz w:val="28"/>
+          <w:szCs w:val="28"/>
+          <w:lang w:eastAsia="en-IN"/>
+          <w14:ligatures w14:val="none"/>
+        </w:rPr>
+        <w:t>Block ALV is used to display multiple independent ALV reports on the same screen, one below another.</w:t>
+      </w:r>
+    </w:p>
+    <w:p>
+      <w:pPr>
+        <w:pStyle w:val="ListParagraph"/>
+        <w:numPr>
+          <w:ilvl w:val="0"/>
+          <w:numId w:val="2"/>
+        </w:numPr>
+        <w:spacing w:after="0" w:line="240" w:lineRule="auto"/>
+        <w:rPr>
+          <w:rFonts w:ascii="Calibri" w:eastAsia="Times New Roman" w:hAnsi="Calibri" w:cs="Calibri"/>
+          <w:color w:val="000000"/>
+          <w:kern w:val="0"/>
+          <w:sz w:val="28"/>
+          <w:szCs w:val="28"/>
+          <w:lang w:eastAsia="en-IN"/>
+          <w14:ligatures w14:val="none"/>
+        </w:rPr>
+      </w:pPr>
+      <w:r>
+        <w:rPr>
+          <w:rFonts w:ascii="Calibri" w:eastAsia="Times New Roman" w:hAnsi="Calibri" w:cs="Calibri"/>
+          <w:color w:val="000000"/>
+          <w:kern w:val="0"/>
+          <w:sz w:val="28"/>
+          <w:szCs w:val="28"/>
+          <w:lang w:eastAsia="en-IN"/>
+          <w14:ligatures w14:val="none"/>
+        </w:rPr>
+        <w:t>Each block represents different data.</w:t>
+      </w:r>
+    </w:p>
+    <w:p>
+      <w:pPr>
+        <w:pStyle w:val="ListParagraph"/>
+        <w:numPr>
+          <w:ilvl w:val="0"/>
+          <w:numId w:val="2"/>
+        </w:numPr>
+        <w:spacing w:after="0" w:line="240" w:lineRule="auto"/>
+        <w:rPr>
+          <w:rFonts w:ascii="Calibri" w:eastAsia="Times New Roman" w:hAnsi="Calibri" w:cs="Calibri"/>
+          <w:color w:val="000000"/>
+          <w:kern w:val="0"/>
+          <w:sz w:val="28"/>
+          <w:szCs w:val="28"/>
+          <w:lang w:eastAsia="en-IN"/>
+          <w14:ligatures w14:val="none"/>
+        </w:rPr>
+      </w:pPr>
+      <w:r>
+        <w:rPr>
+          <w:rFonts w:ascii="Calibri" w:eastAsia="Times New Roman" w:hAnsi="Calibri" w:cs="Calibri"/>
+          <w:color w:val="000000"/>
+          <w:kern w:val="0"/>
+          <w:sz w:val="28"/>
+          <w:szCs w:val="28"/>
+          <w:lang w:eastAsia="en-IN"/>
+          <w14:ligatures w14:val="none"/>
+        </w:rPr>
+        <w:t xml:space="preserve"> </w:t>
+      </w:r>
+    </w:p>
+    <w:p>
+      <w:pPr>
+        <w:pStyle w:val="ListParagraph"/>
+        <w:numPr>
+          <w:ilvl w:val="0"/>
+          <w:numId w:val="2"/>
+        </w:numPr>
+        <w:spacing w:after="0" w:line="240" w:lineRule="auto"/>
+        <w:rPr>
+          <w:rFonts w:ascii="Calibri" w:eastAsia="Times New Roman" w:hAnsi="Calibri" w:cs="Calibri"/>
+          <w:color w:val="000000"/>
+          <w:kern w:val="0"/>
+          <w:sz w:val="28"/>
+          <w:szCs w:val="28"/>
+          <w:lang w:eastAsia="en-IN"/>
+          <w14:ligatures w14:val="none"/>
+        </w:rPr>
+      </w:pPr>
+      <w:r>
+        <w:rPr>
+          <w:rFonts w:ascii="Calibri" w:eastAsia="Times New Roman" w:hAnsi="Calibri" w:cs="Calibri"/>
+          <w:color w:val="000000"/>
+          <w:kern w:val="0"/>
+          <w:sz w:val="28"/>
+          <w:szCs w:val="28"/>
+          <w:lang w:eastAsia="en-IN"/>
+          <w14:ligatures w14:val="none"/>
+        </w:rPr>
+        <w:t>FM:</w:t>
+      </w:r>
+    </w:p>
+    <w:p>
+      <w:pPr>
+        <w:pStyle w:val="ListParagraph"/>
+        <w:numPr>
+          <w:ilvl w:val="1"/>
+          <w:numId w:val="2"/>
+        </w:numPr>
+        <w:spacing w:after="0" w:line="240" w:lineRule="auto"/>
+        <w:rPr>
+          <w:rFonts w:ascii="Calibri" w:eastAsia="Times New Roman" w:hAnsi="Calibri" w:cs="Calibri"/>
+          <w:color w:val="000000"/>
+          <w:kern w:val="0"/>
+          <w:sz w:val="28"/>
+          <w:szCs w:val="28"/>
+          <w:lang w:eastAsia="en-IN"/>
+          <w14:ligatures w14:val="none"/>
+        </w:rPr>
+      </w:pPr>
+      <w:r>
+        <w:rPr>
+          <w:rFonts w:ascii="Calibri" w:eastAsia="Times New Roman" w:hAnsi="Calibri" w:cs="Calibri"/>
+          <w:color w:val="000000"/>
+          <w:kern w:val="0"/>
+          <w:sz w:val="28"/>
+          <w:szCs w:val="28"/>
+          <w:lang w:eastAsia="en-IN"/>
+          <w14:ligatures w14:val="none"/>
+        </w:rPr>
+        <w:t>REUSE_ALV_BLOCK_LIST_INIT</w:t>
+      </w:r>
+    </w:p>
+    <w:p>
+      <w:pPr>
+        <w:pStyle w:val="ListParagraph"/>
+        <w:numPr>
+          <w:ilvl w:val="1"/>
+          <w:numId w:val="2"/>
+        </w:numPr>
+        <w:spacing w:after="0" w:line="240" w:lineRule="auto"/>
+        <w:rPr>
+          <w:rFonts w:ascii="Calibri" w:eastAsia="Times New Roman" w:hAnsi="Calibri" w:cs="Calibri"/>
+          <w:color w:val="000000"/>
+          <w:kern w:val="0"/>
+          <w:sz w:val="28"/>
+          <w:szCs w:val="28"/>
+          <w:lang w:eastAsia="en-IN"/>
+          <w14:ligatures w14:val="none"/>
+        </w:rPr>
+      </w:pPr>
+      <w:r>
+        <w:rPr>
+          <w:rFonts w:ascii="Calibri" w:eastAsia="Times New Roman" w:hAnsi="Calibri" w:cs="Calibri"/>
+          <w:color w:val="000000"/>
+          <w:kern w:val="0"/>
+          <w:sz w:val="28"/>
+          <w:szCs w:val="28"/>
+          <w:lang w:eastAsia="en-IN"/>
+          <w14:ligatures w14:val="none"/>
+        </w:rPr>
+        <w:t>REUSE_ALV_BLOCK_LIST_APPEND</w:t>
+      </w:r>
+    </w:p>
+    <w:p>
+      <w:pPr>
+        <w:pStyle w:val="ListParagraph"/>
+        <w:numPr>
+          <w:ilvl w:val="1"/>
+          <w:numId w:val="2"/>
+        </w:numPr>
+        <w:spacing w:after="0" w:line="240" w:lineRule="auto"/>
+        <w:rPr>
+          <w:rFonts w:ascii="Calibri" w:eastAsia="Times New Roman" w:hAnsi="Calibri" w:cs="Calibri"/>
+          <w:color w:val="000000"/>
+          <w:kern w:val="0"/>
+          <w:sz w:val="28"/>
+          <w:szCs w:val="28"/>
+          <w:lang w:eastAsia="en-IN"/>
+          <w14:ligatures w14:val="none"/>
+        </w:rPr>
+      </w:pPr>
+      <w:r>
+        <w:rPr>
+          <w:rFonts w:ascii="Calibri" w:eastAsia="Times New Roman" w:hAnsi="Calibri" w:cs="Calibri"/>
+          <w:color w:val="000000"/>
+          <w:kern w:val="0"/>
+          <w:sz w:val="28"/>
+          <w:szCs w:val="28"/>
+          <w:lang w:eastAsia="en-IN"/>
+          <w14:ligatures w14:val="none"/>
+        </w:rPr>
+        <w:t>REUSE_ALV_BLOCK_LIST_DISPLAY</w:t>
+      </w:r>
+    </w:p>
+    <w:p>
+      <w:pPr>
+        <w:spacing w:after="0" w:line="240" w:lineRule="auto"/>
+        <w:rPr>
+          <w:rFonts w:ascii="Calibri" w:eastAsia="Times New Roman" w:hAnsi="Calibri" w:cs="Calibri"/>
+          <w:color w:val="000000"/>
+          <w:kern w:val="0"/>
+          <w:sz w:val="28"/>
+          <w:szCs w:val="28"/>
+          <w:lang w:eastAsia="en-IN"/>
+          <w14:ligatures w14:val="none"/>
+        </w:rPr>
+      </w:pPr>
+    </w:p>
+    <w:p>
+      <w:pPr>
+        <w:pStyle w:val="ListParagraph"/>
+        <w:numPr>
+          <w:ilvl w:val="0"/>
+          <w:numId w:val="1"/>
+        </w:numPr>
+        <w:spacing w:after="0" w:line="240" w:lineRule="auto"/>
+        <w:rPr>
+          <w:rFonts w:ascii="Calibri" w:eastAsia="Times New Roman" w:hAnsi="Calibri" w:cs="Calibri"/>
+          <w:b/>
+          <w:bCs/>
+          <w:color w:val="000000"/>
+          <w:kern w:val="0"/>
+          <w:sz w:val="28"/>
+          <w:szCs w:val="28"/>
+          <w:lang w:eastAsia="en-IN"/>
+          <w14:ligatures w14:val="none"/>
+        </w:rPr>
+      </w:pPr>
+      <w:r>
+        <w:rPr>
+          <w:rFonts w:ascii="Calibri" w:eastAsia="Times New Roman" w:hAnsi="Calibri" w:cs="Calibri"/>
+          <w:b/>
+          <w:bCs/>
+          <w:color w:val="000000"/>
+          <w:kern w:val="0"/>
+          <w:sz w:val="28"/>
+          <w:szCs w:val="28"/>
+          <w:lang w:eastAsia="en-IN"/>
+          <w14:ligatures w14:val="none"/>
+        </w:rPr>
+        <w:t xml:space="preserve">Commentary </w:t>
+      </w:r>
+      <w:proofErr w:type="gramStart"/>
+      <w:r>
+        <w:rPr>
+          <w:rFonts w:ascii="Calibri" w:eastAsia="Times New Roman" w:hAnsi="Calibri" w:cs="Calibri"/>
+          <w:b/>
+          <w:bCs/>
+          <w:color w:val="000000"/>
+          <w:kern w:val="0"/>
+          <w:sz w:val="28"/>
+          <w:szCs w:val="28"/>
+          <w:lang w:eastAsia="en-IN"/>
+          <w14:ligatures w14:val="none"/>
+        </w:rPr>
+        <w:t>write</w:t>
+      </w:r>
+      <w:proofErr w:type="gramEnd"/>
+      <w:r>
+        <w:rPr>
+          <w:rFonts w:ascii="Calibri" w:eastAsia="Times New Roman" w:hAnsi="Calibri" w:cs="Calibri"/>
+          <w:b/>
+          <w:bCs/>
+          <w:color w:val="000000"/>
+          <w:kern w:val="0"/>
+          <w:sz w:val="28"/>
+          <w:szCs w:val="28"/>
+          <w:lang w:eastAsia="en-IN"/>
+          <w14:ligatures w14:val="none"/>
+        </w:rPr>
+        <w:t xml:space="preserve"> top of page and end list and logo?</w:t>
+      </w:r>
+    </w:p>
+    <w:p>
+      <w:pPr>
+        <w:pStyle w:val="ListParagraph"/>
+        <w:numPr>
+          <w:ilvl w:val="0"/>
+          <w:numId w:val="2"/>
+        </w:numPr>
+        <w:spacing w:after="0"/>
+        <w:rPr>
+          <w:rFonts w:ascii="Calibri" w:eastAsia="Times New Roman" w:hAnsi="Calibri" w:cs="Calibri"/>
+          <w:color w:val="000000"/>
+          <w:kern w:val="0"/>
+          <w:sz w:val="28"/>
+          <w:szCs w:val="28"/>
+          <w:lang w:eastAsia="en-IN"/>
+          <w14:ligatures w14:val="none"/>
+        </w:rPr>
+      </w:pPr>
+      <w:r>
+        <w:rPr>
+          <w:rFonts w:ascii="Calibri" w:eastAsia="Times New Roman" w:hAnsi="Calibri" w:cs="Calibri"/>
+          <w:b/>
+          <w:bCs/>
+          <w:color w:val="000000"/>
+          <w:kern w:val="0"/>
+          <w:sz w:val="28"/>
+          <w:szCs w:val="28"/>
+          <w:lang w:eastAsia="en-IN"/>
+          <w14:ligatures w14:val="none"/>
+        </w:rPr>
+        <w:t>Commentary</w:t>
+      </w:r>
+      <w:r>
+        <w:rPr>
+          <w:rFonts w:ascii="Calibri" w:eastAsia="Times New Roman" w:hAnsi="Calibri" w:cs="Calibri"/>
+          <w:color w:val="000000"/>
+          <w:kern w:val="0"/>
+          <w:sz w:val="28"/>
+          <w:szCs w:val="28"/>
+          <w:lang w:eastAsia="en-IN"/>
+          <w14:ligatures w14:val="none"/>
+        </w:rPr>
+        <w:t xml:space="preserve"> is used to display additional information at the </w:t>
+      </w:r>
+      <w:r>
+        <w:rPr>
+          <w:rFonts w:ascii="Calibri" w:eastAsia="Times New Roman" w:hAnsi="Calibri" w:cs="Calibri"/>
+          <w:b/>
+          <w:bCs/>
+          <w:color w:val="000000"/>
+          <w:kern w:val="0"/>
+          <w:sz w:val="28"/>
+          <w:szCs w:val="28"/>
+          <w:lang w:eastAsia="en-IN"/>
+          <w14:ligatures w14:val="none"/>
+        </w:rPr>
+        <w:t>top</w:t>
+      </w:r>
+      <w:r>
+        <w:rPr>
+          <w:rFonts w:ascii="Calibri" w:eastAsia="Times New Roman" w:hAnsi="Calibri" w:cs="Calibri"/>
+          <w:color w:val="000000"/>
+          <w:kern w:val="0"/>
+          <w:sz w:val="28"/>
+          <w:szCs w:val="28"/>
+          <w:lang w:eastAsia="en-IN"/>
+          <w14:ligatures w14:val="none"/>
+        </w:rPr>
+        <w:t xml:space="preserve"> or </w:t>
+      </w:r>
+      <w:r>
+        <w:rPr>
+          <w:rFonts w:ascii="Calibri" w:eastAsia="Times New Roman" w:hAnsi="Calibri" w:cs="Calibri"/>
+          <w:b/>
+          <w:bCs/>
+          <w:color w:val="000000"/>
+          <w:kern w:val="0"/>
+          <w:sz w:val="28"/>
+          <w:szCs w:val="28"/>
+          <w:lang w:eastAsia="en-IN"/>
+          <w14:ligatures w14:val="none"/>
+        </w:rPr>
+        <w:t>bottom</w:t>
+      </w:r>
+      <w:r>
+        <w:rPr>
+          <w:rFonts w:ascii="Calibri" w:eastAsia="Times New Roman" w:hAnsi="Calibri" w:cs="Calibri"/>
+          <w:color w:val="000000"/>
+          <w:kern w:val="0"/>
+          <w:sz w:val="28"/>
+          <w:szCs w:val="28"/>
+          <w:lang w:eastAsia="en-IN"/>
+          <w14:ligatures w14:val="none"/>
+        </w:rPr>
+        <w:t xml:space="preserve"> of an ALV report, such as:</w:t>
+      </w:r>
+    </w:p>
+    <w:p>
+      <w:pPr>
+        <w:pStyle w:val="ListParagraph"/>
+        <w:numPr>
+          <w:ilvl w:val="0"/>
+          <w:numId w:val="2"/>
+        </w:numPr>
+        <w:spacing w:after="0"/>
+        <w:rPr>
+          <w:rFonts w:ascii="Calibri" w:eastAsia="Times New Roman" w:hAnsi="Calibri" w:cs="Calibri"/>
+          <w:color w:val="000000"/>
+          <w:kern w:val="0"/>
+          <w:sz w:val="28"/>
+          <w:szCs w:val="28"/>
+          <w:lang w:eastAsia="en-IN"/>
+          <w14:ligatures w14:val="none"/>
+        </w:rPr>
+      </w:pPr>
+      <w:r>
+        <w:rPr>
+          <w:rFonts w:ascii="Calibri" w:eastAsia="Times New Roman" w:hAnsi="Calibri" w:cs="Calibri"/>
+          <w:color w:val="000000"/>
+          <w:kern w:val="0"/>
+          <w:sz w:val="28"/>
+          <w:szCs w:val="28"/>
+          <w:lang w:eastAsia="en-IN"/>
+          <w14:ligatures w14:val="none"/>
+        </w:rPr>
+        <w:t xml:space="preserve">Company Name </w:t>
+      </w:r>
+    </w:p>
+    <w:p>
+      <w:pPr>
+        <w:pStyle w:val="ListParagraph"/>
+        <w:numPr>
+          <w:ilvl w:val="0"/>
+          <w:numId w:val="2"/>
+        </w:numPr>
+        <w:spacing w:after="0"/>
+        <w:rPr>
+          <w:rFonts w:ascii="Calibri" w:eastAsia="Times New Roman" w:hAnsi="Calibri" w:cs="Calibri"/>
+          <w:color w:val="000000"/>
+          <w:kern w:val="0"/>
+          <w:sz w:val="28"/>
+          <w:szCs w:val="28"/>
+          <w:lang w:eastAsia="en-IN"/>
+          <w14:ligatures w14:val="none"/>
+        </w:rPr>
+      </w:pPr>
+      <w:r>
+        <w:rPr>
+          <w:rFonts w:ascii="Calibri" w:eastAsia="Times New Roman" w:hAnsi="Calibri" w:cs="Calibri"/>
+          <w:color w:val="000000"/>
+          <w:kern w:val="0"/>
+          <w:sz w:val="28"/>
+          <w:szCs w:val="28"/>
+          <w:lang w:eastAsia="en-IN"/>
+          <w14:ligatures w14:val="none"/>
+        </w:rPr>
+        <w:lastRenderedPageBreak/>
+        <w:t xml:space="preserve">Report Title </w:t>
+      </w:r>
+    </w:p>
+    <w:p>
+      <w:pPr>
+        <w:pStyle w:val="ListParagraph"/>
+        <w:numPr>
+          <w:ilvl w:val="0"/>
+          <w:numId w:val="2"/>
+        </w:numPr>
+        <w:spacing w:after="0"/>
+        <w:rPr>
+          <w:rFonts w:ascii="Calibri" w:eastAsia="Times New Roman" w:hAnsi="Calibri" w:cs="Calibri"/>
+          <w:color w:val="000000"/>
+          <w:kern w:val="0"/>
+          <w:sz w:val="28"/>
+          <w:szCs w:val="28"/>
+          <w:lang w:eastAsia="en-IN"/>
+          <w14:ligatures w14:val="none"/>
+        </w:rPr>
+      </w:pPr>
+      <w:r>
+        <w:rPr>
+          <w:rFonts w:ascii="Calibri" w:eastAsia="Times New Roman" w:hAnsi="Calibri" w:cs="Calibri"/>
+          <w:color w:val="000000"/>
+          <w:kern w:val="0"/>
+          <w:sz w:val="28"/>
+          <w:szCs w:val="28"/>
+          <w:lang w:eastAsia="en-IN"/>
+          <w14:ligatures w14:val="none"/>
+        </w:rPr>
+        <w:t>Date &amp; Time</w:t>
+      </w:r>
+      <w:r>
+        <w:rPr>
+          <w:rFonts w:ascii="Calibri" w:eastAsia="Times New Roman" w:hAnsi="Calibri" w:cs="Calibri"/>
+          <w:color w:val="000000"/>
+          <w:kern w:val="0"/>
+          <w:sz w:val="28"/>
+          <w:szCs w:val="28"/>
+          <w:lang w:eastAsia="en-IN"/>
+          <w14:ligatures w14:val="none"/>
+        </w:rPr>
+        <w:br/>
+      </w:r>
+    </w:p>
+    <w:p>
+      <w:pPr>
+        <w:pStyle w:val="ListParagraph"/>
+        <w:numPr>
+          <w:ilvl w:val="0"/>
+          <w:numId w:val="2"/>
+        </w:numPr>
+        <w:spacing w:after="0"/>
+        <w:rPr>
+          <w:rFonts w:ascii="Calibri" w:eastAsia="Times New Roman" w:hAnsi="Calibri" w:cs="Calibri"/>
+          <w:b/>
+          <w:bCs/>
+          <w:color w:val="000000"/>
+          <w:kern w:val="0"/>
+          <w:sz w:val="28"/>
+          <w:szCs w:val="28"/>
+          <w:lang w:eastAsia="en-IN"/>
+          <w14:ligatures w14:val="none"/>
+        </w:rPr>
+      </w:pPr>
+      <w:r>
+        <w:rPr>
+          <w:rFonts w:ascii="Calibri" w:eastAsia="Times New Roman" w:hAnsi="Calibri" w:cs="Calibri"/>
+          <w:b/>
+          <w:bCs/>
+          <w:color w:val="000000"/>
+          <w:kern w:val="0"/>
+          <w:sz w:val="28"/>
+          <w:szCs w:val="28"/>
+          <w:lang w:eastAsia="en-IN"/>
+          <w14:ligatures w14:val="none"/>
+        </w:rPr>
+        <w:t>1. Top of Page</w:t>
+      </w:r>
+    </w:p>
+    <w:p>
+      <w:pPr>
+        <w:pStyle w:val="ListParagraph"/>
+        <w:numPr>
+          <w:ilvl w:val="0"/>
+          <w:numId w:val="2"/>
+        </w:numPr>
+        <w:spacing w:after="0"/>
+        <w:rPr>
+          <w:rFonts w:ascii="Calibri" w:eastAsia="Times New Roman" w:hAnsi="Calibri" w:cs="Calibri"/>
+          <w:color w:val="000000"/>
+          <w:kern w:val="0"/>
+          <w:sz w:val="28"/>
+          <w:szCs w:val="28"/>
+          <w:lang w:eastAsia="en-IN"/>
+          <w14:ligatures w14:val="none"/>
+        </w:rPr>
+      </w:pPr>
+      <w:r>
+        <w:rPr>
+          <w:rFonts w:ascii="Calibri" w:eastAsia="Times New Roman" w:hAnsi="Calibri" w:cs="Calibri"/>
+          <w:color w:val="000000"/>
+          <w:kern w:val="0"/>
+          <w:sz w:val="28"/>
+          <w:szCs w:val="28"/>
+          <w:lang w:eastAsia="en-IN"/>
+          <w14:ligatures w14:val="none"/>
+        </w:rPr>
+        <w:t xml:space="preserve">The </w:t>
+      </w:r>
+      <w:r>
+        <w:rPr>
+          <w:rFonts w:ascii="Calibri" w:eastAsia="Times New Roman" w:hAnsi="Calibri" w:cs="Calibri"/>
+          <w:b/>
+          <w:bCs/>
+          <w:color w:val="000000"/>
+          <w:kern w:val="0"/>
+          <w:sz w:val="28"/>
+          <w:szCs w:val="28"/>
+          <w:lang w:eastAsia="en-IN"/>
+          <w14:ligatures w14:val="none"/>
+        </w:rPr>
+        <w:t>Top of Page</w:t>
+      </w:r>
+      <w:r>
+        <w:rPr>
+          <w:rFonts w:ascii="Calibri" w:eastAsia="Times New Roman" w:hAnsi="Calibri" w:cs="Calibri"/>
+          <w:color w:val="000000"/>
+          <w:kern w:val="0"/>
+          <w:sz w:val="28"/>
+          <w:szCs w:val="28"/>
+          <w:lang w:eastAsia="en-IN"/>
+          <w14:ligatures w14:val="none"/>
+        </w:rPr>
+        <w:t xml:space="preserve"> is displayed before the ALV output.</w:t>
+      </w:r>
+    </w:p>
+    <w:p>
+      <w:pPr>
+        <w:pStyle w:val="ListParagraph"/>
+        <w:numPr>
+          <w:ilvl w:val="0"/>
+          <w:numId w:val="2"/>
+        </w:numPr>
+        <w:spacing w:after="0"/>
+        <w:rPr>
+          <w:rFonts w:ascii="Calibri" w:eastAsia="Times New Roman" w:hAnsi="Calibri" w:cs="Calibri"/>
+          <w:color w:val="000000"/>
+          <w:kern w:val="0"/>
+          <w:sz w:val="28"/>
+          <w:szCs w:val="28"/>
+          <w:lang w:eastAsia="en-IN"/>
+          <w14:ligatures w14:val="none"/>
+        </w:rPr>
+      </w:pPr>
+      <w:r>
+        <w:rPr>
+          <w:rFonts w:ascii="Calibri" w:eastAsia="Times New Roman" w:hAnsi="Calibri" w:cs="Calibri"/>
+          <w:color w:val="000000"/>
+          <w:kern w:val="0"/>
+          <w:sz w:val="28"/>
+          <w:szCs w:val="28"/>
+          <w:lang w:eastAsia="en-IN"/>
+          <w14:ligatures w14:val="none"/>
+        </w:rPr>
+        <w:t>It is used to display:</w:t>
+      </w:r>
+    </w:p>
+    <w:p>
+      <w:pPr>
+        <w:pStyle w:val="ListParagraph"/>
+        <w:numPr>
+          <w:ilvl w:val="0"/>
+          <w:numId w:val="2"/>
+        </w:numPr>
+        <w:spacing w:after="0"/>
+        <w:rPr>
+          <w:rFonts w:ascii="Calibri" w:eastAsia="Times New Roman" w:hAnsi="Calibri" w:cs="Calibri"/>
+          <w:color w:val="000000"/>
+          <w:kern w:val="0"/>
+          <w:sz w:val="28"/>
+          <w:szCs w:val="28"/>
+          <w:lang w:eastAsia="en-IN"/>
+          <w14:ligatures w14:val="none"/>
+        </w:rPr>
+      </w:pPr>
+      <w:r>
+        <w:rPr>
+          <w:rFonts w:ascii="Calibri" w:eastAsia="Times New Roman" w:hAnsi="Calibri" w:cs="Calibri"/>
+          <w:color w:val="000000"/>
+          <w:kern w:val="0"/>
+          <w:sz w:val="28"/>
+          <w:szCs w:val="28"/>
+          <w:lang w:eastAsia="en-IN"/>
+          <w14:ligatures w14:val="none"/>
+        </w:rPr>
+        <w:t xml:space="preserve">Report Title </w:t>
+      </w:r>
+    </w:p>
+    <w:p>
+      <w:pPr>
+        <w:pStyle w:val="ListParagraph"/>
+        <w:numPr>
+          <w:ilvl w:val="0"/>
+          <w:numId w:val="2"/>
+        </w:numPr>
+        <w:spacing w:after="0"/>
+        <w:rPr>
+          <w:rFonts w:ascii="Calibri" w:eastAsia="Times New Roman" w:hAnsi="Calibri" w:cs="Calibri"/>
+          <w:color w:val="000000"/>
+          <w:kern w:val="0"/>
+          <w:sz w:val="28"/>
+          <w:szCs w:val="28"/>
+          <w:lang w:eastAsia="en-IN"/>
+          <w14:ligatures w14:val="none"/>
+        </w:rPr>
+      </w:pPr>
+      <w:r>
+        <w:rPr>
+          <w:rFonts w:ascii="Calibri" w:eastAsia="Times New Roman" w:hAnsi="Calibri" w:cs="Calibri"/>
+          <w:color w:val="000000"/>
+          <w:kern w:val="0"/>
+          <w:sz w:val="28"/>
+          <w:szCs w:val="28"/>
+          <w:lang w:eastAsia="en-IN"/>
+          <w14:ligatures w14:val="none"/>
+        </w:rPr>
+        <w:t xml:space="preserve">Company Name </w:t>
+      </w:r>
+    </w:p>
+    <w:p>
+      <w:pPr>
+        <w:pStyle w:val="ListParagraph"/>
+        <w:numPr>
+          <w:ilvl w:val="0"/>
+          <w:numId w:val="2"/>
+        </w:numPr>
+        <w:spacing w:after="0"/>
+        <w:rPr>
+          <w:rFonts w:ascii="Calibri" w:eastAsia="Times New Roman" w:hAnsi="Calibri" w:cs="Calibri"/>
+          <w:color w:val="000000"/>
+          <w:kern w:val="0"/>
+          <w:sz w:val="28"/>
+          <w:szCs w:val="28"/>
+          <w:lang w:eastAsia="en-IN"/>
+          <w14:ligatures w14:val="none"/>
+        </w:rPr>
+      </w:pPr>
+      <w:r>
+        <w:rPr>
+          <w:rFonts w:ascii="Calibri" w:eastAsia="Times New Roman" w:hAnsi="Calibri" w:cs="Calibri"/>
+          <w:color w:val="000000"/>
+          <w:kern w:val="0"/>
+          <w:sz w:val="28"/>
+          <w:szCs w:val="28"/>
+          <w:lang w:eastAsia="en-IN"/>
+          <w14:ligatures w14:val="none"/>
+        </w:rPr>
+        <w:t>Date</w:t>
+      </w:r>
+      <w:r>
+        <w:rPr>
+          <w:rFonts w:ascii="Calibri" w:eastAsia="Times New Roman" w:hAnsi="Calibri" w:cs="Calibri"/>
+          <w:color w:val="000000"/>
+          <w:kern w:val="0"/>
+          <w:sz w:val="28"/>
+          <w:szCs w:val="28"/>
+          <w:lang w:eastAsia="en-IN"/>
+          <w14:ligatures w14:val="none"/>
+        </w:rPr>
+        <w:br/>
+        <w:t>FM:</w:t>
+      </w:r>
+      <w:r>
+        <w:t xml:space="preserve"> </w:t>
+      </w:r>
+      <w:r>
+        <w:rPr>
+          <w:rFonts w:ascii="Calibri" w:eastAsia="Times New Roman" w:hAnsi="Calibri" w:cs="Calibri"/>
+          <w:color w:val="000000"/>
+          <w:kern w:val="0"/>
+          <w:sz w:val="28"/>
+          <w:szCs w:val="28"/>
+          <w:lang w:eastAsia="en-IN"/>
+          <w14:ligatures w14:val="none"/>
+        </w:rPr>
+        <w:t>REUSE_ALV_COMMENTARY_WRITE</w:t>
+      </w:r>
+      <w:r>
+        <w:rPr>
+          <w:rFonts w:ascii="Calibri" w:eastAsia="Times New Roman" w:hAnsi="Calibri" w:cs="Calibri"/>
+          <w:color w:val="000000"/>
+          <w:kern w:val="0"/>
+          <w:sz w:val="28"/>
+          <w:szCs w:val="28"/>
+          <w:lang w:eastAsia="en-IN"/>
+          <w14:ligatures w14:val="none"/>
+        </w:rPr>
+        <w:br/>
+      </w:r>
+      <w:r>
+        <w:rPr>
+          <w:rFonts w:ascii="Calibri" w:eastAsia="Times New Roman" w:hAnsi="Calibri" w:cs="Calibri"/>
+          <w:color w:val="000000"/>
+          <w:kern w:val="0"/>
+          <w:sz w:val="28"/>
+          <w:szCs w:val="28"/>
+          <w:lang w:eastAsia="en-IN"/>
+          <w14:ligatures w14:val="none"/>
+        </w:rPr>
+        <w:t>C</w:t>
+      </w:r>
+      <w:r>
+        <w:rPr>
+          <w:rFonts w:ascii="Calibri" w:eastAsia="Times New Roman" w:hAnsi="Calibri" w:cs="Calibri"/>
+          <w:color w:val="000000"/>
+          <w:kern w:val="0"/>
+          <w:sz w:val="28"/>
+          <w:szCs w:val="28"/>
+          <w:lang w:eastAsia="en-IN"/>
+          <w14:ligatures w14:val="none"/>
+        </w:rPr>
+        <w:t xml:space="preserve">allback: </w:t>
+      </w:r>
+      <w:r>
+        <w:rPr>
+          <w:rFonts w:ascii="Calibri" w:eastAsia="Times New Roman" w:hAnsi="Calibri" w:cs="Calibri"/>
+          <w:color w:val="000000"/>
+          <w:kern w:val="0"/>
+          <w:sz w:val="28"/>
+          <w:szCs w:val="28"/>
+          <w:lang w:eastAsia="en-IN"/>
+          <w14:ligatures w14:val="none"/>
+        </w:rPr>
+        <w:t>I_CALLBACK_TOP_OF_PAGE = 'TOP_OF_PAGE'</w:t>
+      </w:r>
+      <w:r>
+        <w:rPr>
+          <w:rFonts w:ascii="Calibri" w:eastAsia="Times New Roman" w:hAnsi="Calibri" w:cs="Calibri"/>
+          <w:color w:val="000000"/>
+          <w:kern w:val="0"/>
+          <w:sz w:val="28"/>
+          <w:szCs w:val="28"/>
+          <w:lang w:eastAsia="en-IN"/>
+          <w14:ligatures w14:val="none"/>
+        </w:rPr>
+        <w:br/>
+      </w:r>
+    </w:p>
+    <w:p>
+      <w:pPr>
+        <w:pStyle w:val="ListParagraph"/>
+        <w:numPr>
+          <w:ilvl w:val="0"/>
+          <w:numId w:val="2"/>
+        </w:numPr>
+        <w:spacing w:after="0"/>
+        <w:rPr>
+          <w:rFonts w:ascii="Calibri" w:eastAsia="Times New Roman" w:hAnsi="Calibri" w:cs="Calibri"/>
+          <w:b/>
+          <w:bCs/>
+          <w:color w:val="000000"/>
+          <w:kern w:val="0"/>
+          <w:sz w:val="28"/>
+          <w:szCs w:val="28"/>
+          <w:lang w:eastAsia="en-IN"/>
+          <w14:ligatures w14:val="none"/>
+        </w:rPr>
+      </w:pPr>
+      <w:r>
+        <w:rPr>
+          <w:rFonts w:ascii="Calibri" w:eastAsia="Times New Roman" w:hAnsi="Calibri" w:cs="Calibri"/>
+          <w:b/>
+          <w:bCs/>
+          <w:color w:val="000000"/>
+          <w:kern w:val="0"/>
+          <w:sz w:val="28"/>
+          <w:szCs w:val="28"/>
+          <w:lang w:eastAsia="en-IN"/>
+          <w14:ligatures w14:val="none"/>
+        </w:rPr>
+        <w:t>2. End of List</w:t>
+      </w:r>
+    </w:p>
+    <w:p>
+      <w:pPr>
+        <w:pStyle w:val="ListParagraph"/>
+        <w:numPr>
+          <w:ilvl w:val="0"/>
+          <w:numId w:val="2"/>
+        </w:numPr>
+        <w:spacing w:after="0"/>
+        <w:rPr>
+          <w:rFonts w:ascii="Calibri" w:eastAsia="Times New Roman" w:hAnsi="Calibri" w:cs="Calibri"/>
+          <w:color w:val="000000"/>
+          <w:kern w:val="0"/>
+          <w:sz w:val="28"/>
+          <w:szCs w:val="28"/>
+          <w:lang w:eastAsia="en-IN"/>
+          <w14:ligatures w14:val="none"/>
+        </w:rPr>
+      </w:pPr>
+      <w:r>
+        <w:rPr>
+          <w:rFonts w:ascii="Calibri" w:eastAsia="Times New Roman" w:hAnsi="Calibri" w:cs="Calibri"/>
+          <w:color w:val="000000"/>
+          <w:kern w:val="0"/>
+          <w:sz w:val="28"/>
+          <w:szCs w:val="28"/>
+          <w:lang w:eastAsia="en-IN"/>
+          <w14:ligatures w14:val="none"/>
+        </w:rPr>
+        <w:t xml:space="preserve">The </w:t>
+      </w:r>
+      <w:r>
+        <w:rPr>
+          <w:rFonts w:ascii="Calibri" w:eastAsia="Times New Roman" w:hAnsi="Calibri" w:cs="Calibri"/>
+          <w:b/>
+          <w:bCs/>
+          <w:color w:val="000000"/>
+          <w:kern w:val="0"/>
+          <w:sz w:val="28"/>
+          <w:szCs w:val="28"/>
+          <w:lang w:eastAsia="en-IN"/>
+          <w14:ligatures w14:val="none"/>
+        </w:rPr>
+        <w:t>End of List</w:t>
+      </w:r>
+      <w:r>
+        <w:rPr>
+          <w:rFonts w:ascii="Calibri" w:eastAsia="Times New Roman" w:hAnsi="Calibri" w:cs="Calibri"/>
+          <w:color w:val="000000"/>
+          <w:kern w:val="0"/>
+          <w:sz w:val="28"/>
+          <w:szCs w:val="28"/>
+          <w:lang w:eastAsia="en-IN"/>
+          <w14:ligatures w14:val="none"/>
+        </w:rPr>
+        <w:t xml:space="preserve"> is displayed after the ALV output.</w:t>
+      </w:r>
+    </w:p>
+    <w:p>
+      <w:pPr>
+        <w:pStyle w:val="ListParagraph"/>
+        <w:numPr>
+          <w:ilvl w:val="0"/>
+          <w:numId w:val="2"/>
+        </w:numPr>
+        <w:spacing w:after="0"/>
+        <w:rPr>
+          <w:rFonts w:ascii="Calibri" w:eastAsia="Times New Roman" w:hAnsi="Calibri" w:cs="Calibri"/>
+          <w:color w:val="000000"/>
+          <w:kern w:val="0"/>
+          <w:sz w:val="28"/>
+          <w:szCs w:val="28"/>
+          <w:lang w:eastAsia="en-IN"/>
+          <w14:ligatures w14:val="none"/>
+        </w:rPr>
+      </w:pPr>
+      <w:r>
+        <w:rPr>
+          <w:rFonts w:ascii="Calibri" w:eastAsia="Times New Roman" w:hAnsi="Calibri" w:cs="Calibri"/>
+          <w:color w:val="000000"/>
+          <w:kern w:val="0"/>
+          <w:sz w:val="28"/>
+          <w:szCs w:val="28"/>
+          <w:lang w:eastAsia="en-IN"/>
+          <w14:ligatures w14:val="none"/>
+        </w:rPr>
+        <w:t>It is used to display:</w:t>
+      </w:r>
+    </w:p>
+    <w:p>
+      <w:pPr>
+        <w:pStyle w:val="ListParagraph"/>
+        <w:numPr>
+          <w:ilvl w:val="0"/>
+          <w:numId w:val="2"/>
+        </w:numPr>
+        <w:spacing w:after="0"/>
+        <w:rPr>
+          <w:rFonts w:ascii="Calibri" w:eastAsia="Times New Roman" w:hAnsi="Calibri" w:cs="Calibri"/>
+          <w:color w:val="000000"/>
+          <w:kern w:val="0"/>
+          <w:sz w:val="28"/>
+          <w:szCs w:val="28"/>
+          <w:lang w:eastAsia="en-IN"/>
+          <w14:ligatures w14:val="none"/>
+        </w:rPr>
+      </w:pPr>
+      <w:r>
+        <w:rPr>
+          <w:rFonts w:ascii="Calibri" w:eastAsia="Times New Roman" w:hAnsi="Calibri" w:cs="Calibri"/>
+          <w:color w:val="000000"/>
+          <w:kern w:val="0"/>
+          <w:sz w:val="28"/>
+          <w:szCs w:val="28"/>
+          <w:lang w:eastAsia="en-IN"/>
+          <w14:ligatures w14:val="none"/>
+        </w:rPr>
+        <w:t xml:space="preserve">End Message </w:t>
+      </w:r>
+    </w:p>
+    <w:p>
+      <w:pPr>
+        <w:pStyle w:val="ListParagraph"/>
+        <w:numPr>
+          <w:ilvl w:val="0"/>
+          <w:numId w:val="2"/>
+        </w:numPr>
+        <w:spacing w:after="0"/>
+        <w:rPr>
+          <w:rFonts w:ascii="Calibri" w:eastAsia="Times New Roman" w:hAnsi="Calibri" w:cs="Calibri"/>
+          <w:color w:val="000000"/>
+          <w:kern w:val="0"/>
+          <w:sz w:val="28"/>
+          <w:szCs w:val="28"/>
+          <w:lang w:eastAsia="en-IN"/>
+          <w14:ligatures w14:val="none"/>
+        </w:rPr>
+      </w:pPr>
+      <w:r>
+        <w:rPr>
+          <w:rFonts w:ascii="Calibri" w:eastAsia="Times New Roman" w:hAnsi="Calibri" w:cs="Calibri"/>
+          <w:color w:val="000000"/>
+          <w:kern w:val="0"/>
+          <w:sz w:val="28"/>
+          <w:szCs w:val="28"/>
+          <w:lang w:eastAsia="en-IN"/>
+          <w14:ligatures w14:val="none"/>
+        </w:rPr>
+        <w:t xml:space="preserve">Prepared By </w:t>
+      </w:r>
+    </w:p>
+    <w:p>
+      <w:pPr>
+        <w:pStyle w:val="ListParagraph"/>
+        <w:numPr>
+          <w:ilvl w:val="0"/>
+          <w:numId w:val="2"/>
+        </w:numPr>
+        <w:spacing w:after="0"/>
+        <w:rPr>
+          <w:rFonts w:ascii="Calibri" w:eastAsia="Times New Roman" w:hAnsi="Calibri" w:cs="Calibri"/>
+          <w:color w:val="000000"/>
+          <w:kern w:val="0"/>
+          <w:sz w:val="28"/>
+          <w:szCs w:val="28"/>
+          <w:lang w:eastAsia="en-IN"/>
+          <w14:ligatures w14:val="none"/>
+        </w:rPr>
+      </w:pPr>
+      <w:r>
+        <w:rPr>
+          <w:rFonts w:ascii="Calibri" w:eastAsia="Times New Roman" w:hAnsi="Calibri" w:cs="Calibri"/>
+          <w:color w:val="000000"/>
+          <w:kern w:val="0"/>
+          <w:sz w:val="28"/>
+          <w:szCs w:val="28"/>
+          <w:lang w:eastAsia="en-IN"/>
+          <w14:ligatures w14:val="none"/>
+        </w:rPr>
+        <w:t xml:space="preserve">Total Records </w:t>
+      </w:r>
+    </w:p>
+    <w:p>
+      <w:pPr>
+        <w:pStyle w:val="ListParagraph"/>
+        <w:numPr>
+          <w:ilvl w:val="0"/>
+          <w:numId w:val="2"/>
+        </w:numPr>
+        <w:spacing w:after="0"/>
+        <w:rPr>
+          <w:rFonts w:ascii="Calibri" w:eastAsia="Times New Roman" w:hAnsi="Calibri" w:cs="Calibri"/>
+          <w:color w:val="000000"/>
+          <w:kern w:val="0"/>
+          <w:sz w:val="28"/>
+          <w:szCs w:val="28"/>
+          <w:lang w:eastAsia="en-IN"/>
+          <w14:ligatures w14:val="none"/>
+        </w:rPr>
+      </w:pPr>
+      <w:proofErr w:type="gramStart"/>
+      <w:r>
+        <w:rPr>
+          <w:rFonts w:ascii="Calibri" w:eastAsia="Times New Roman" w:hAnsi="Calibri" w:cs="Calibri"/>
+          <w:color w:val="000000"/>
+          <w:kern w:val="0"/>
+          <w:sz w:val="28"/>
+          <w:szCs w:val="28"/>
+          <w:lang w:eastAsia="en-IN"/>
+          <w14:ligatures w14:val="none"/>
+        </w:rPr>
+        <w:t>Thank You Message</w:t>
+      </w:r>
+      <w:proofErr w:type="gramEnd"/>
+    </w:p>
+    <w:p>
+      <w:pPr>
+        <w:spacing w:after="0"/>
+        <w:ind w:left="360"/>
+        <w:rPr>
+          <w:rFonts w:ascii="Calibri" w:eastAsia="Times New Roman" w:hAnsi="Calibri" w:cs="Calibri"/>
+          <w:color w:val="000000"/>
+          <w:kern w:val="0"/>
+          <w:sz w:val="28"/>
+          <w:szCs w:val="28"/>
+          <w:lang w:eastAsia="en-IN"/>
+          <w14:ligatures w14:val="none"/>
+        </w:rPr>
+      </w:pPr>
+      <w:r>
+        <w:rPr>
+          <w:rFonts w:ascii="Calibri" w:eastAsia="Times New Roman" w:hAnsi="Calibri" w:cs="Calibri"/>
+          <w:color w:val="000000"/>
+          <w:kern w:val="0"/>
+          <w:sz w:val="28"/>
+          <w:szCs w:val="28"/>
+          <w:lang w:eastAsia="en-IN"/>
+          <w14:ligatures w14:val="none"/>
+        </w:rPr>
+        <w:t>Callback:</w:t>
+      </w:r>
+      <w:r>
+        <w:t xml:space="preserve"> </w:t>
+      </w:r>
+      <w:r>
+        <w:rPr>
+          <w:rFonts w:ascii="Calibri" w:eastAsia="Times New Roman" w:hAnsi="Calibri" w:cs="Calibri"/>
+          <w:color w:val="000000"/>
+          <w:kern w:val="0"/>
+          <w:sz w:val="28"/>
+          <w:szCs w:val="28"/>
+          <w:lang w:eastAsia="en-IN"/>
+          <w14:ligatures w14:val="none"/>
+        </w:rPr>
+        <w:t>I_CALLBACK_END_OF_LIST = 'END_OF_LIST'</w:t>
+      </w:r>
+    </w:p>
+    <w:p>
+      <w:pPr>
+        <w:spacing w:after="0"/>
+        <w:rPr>
+          <w:rFonts w:ascii="Calibri" w:eastAsia="Times New Roman" w:hAnsi="Calibri" w:cs="Calibri"/>
+          <w:color w:val="000000"/>
+          <w:kern w:val="0"/>
+          <w:sz w:val="28"/>
+          <w:szCs w:val="28"/>
+          <w:lang w:eastAsia="en-IN"/>
+          <w14:ligatures w14:val="none"/>
+        </w:rPr>
+      </w:pPr>
+    </w:p>
+    <w:p>
+      <w:pPr>
+        <w:pStyle w:val="ListParagraph"/>
+        <w:numPr>
+          <w:ilvl w:val="0"/>
+          <w:numId w:val="2"/>
+        </w:numPr>
+        <w:spacing w:after="0"/>
+        <w:rPr>
+          <w:rFonts w:ascii="Calibri" w:eastAsia="Times New Roman" w:hAnsi="Calibri" w:cs="Calibri"/>
+          <w:b/>
+          <w:bCs/>
+          <w:color w:val="000000"/>
+          <w:kern w:val="0"/>
+          <w:sz w:val="28"/>
+          <w:szCs w:val="28"/>
+          <w:lang w:eastAsia="en-IN"/>
+          <w14:ligatures w14:val="none"/>
+        </w:rPr>
+      </w:pPr>
+      <w:r>
+        <w:rPr>
+          <w:rFonts w:ascii="Calibri" w:eastAsia="Times New Roman" w:hAnsi="Calibri" w:cs="Calibri"/>
+          <w:b/>
+          <w:bCs/>
+          <w:color w:val="000000"/>
+          <w:kern w:val="0"/>
+          <w:sz w:val="28"/>
+          <w:szCs w:val="28"/>
+          <w:lang w:eastAsia="en-IN"/>
+          <w14:ligatures w14:val="none"/>
+        </w:rPr>
+        <w:t>3. Logo in ALV</w:t>
+      </w:r>
+    </w:p>
+    <w:p>
+      <w:pPr>
+        <w:pStyle w:val="ListParagraph"/>
+        <w:numPr>
+          <w:ilvl w:val="0"/>
+          <w:numId w:val="2"/>
+        </w:numPr>
+        <w:spacing w:after="0"/>
+        <w:rPr>
+          <w:rFonts w:ascii="Calibri" w:eastAsia="Times New Roman" w:hAnsi="Calibri" w:cs="Calibri"/>
+          <w:color w:val="000000"/>
+          <w:kern w:val="0"/>
+          <w:sz w:val="28"/>
+          <w:szCs w:val="28"/>
+          <w:lang w:eastAsia="en-IN"/>
+          <w14:ligatures w14:val="none"/>
+        </w:rPr>
+      </w:pPr>
+      <w:r>
+        <w:rPr>
+          <w:rFonts w:ascii="Calibri" w:eastAsia="Times New Roman" w:hAnsi="Calibri" w:cs="Calibri"/>
+          <w:color w:val="000000"/>
+          <w:kern w:val="0"/>
+          <w:sz w:val="28"/>
+          <w:szCs w:val="28"/>
+          <w:lang w:eastAsia="en-IN"/>
+          <w14:ligatures w14:val="none"/>
+        </w:rPr>
+        <w:t>A logo can be displayed at the top of the report.</w:t>
+      </w:r>
+    </w:p>
+    <w:p>
+      <w:pPr>
+        <w:pStyle w:val="ListParagraph"/>
+        <w:numPr>
+          <w:ilvl w:val="0"/>
+          <w:numId w:val="2"/>
+        </w:numPr>
+        <w:spacing w:after="0"/>
+        <w:rPr>
+          <w:rFonts w:ascii="Calibri" w:eastAsia="Times New Roman" w:hAnsi="Calibri" w:cs="Calibri"/>
+          <w:color w:val="000000"/>
+          <w:kern w:val="0"/>
+          <w:sz w:val="28"/>
+          <w:szCs w:val="28"/>
+          <w:lang w:eastAsia="en-IN"/>
+          <w14:ligatures w14:val="none"/>
+        </w:rPr>
+      </w:pPr>
+      <w:r>
+        <w:rPr>
+          <w:rFonts w:ascii="Calibri" w:eastAsia="Times New Roman" w:hAnsi="Calibri" w:cs="Calibri"/>
+          <w:color w:val="000000"/>
+          <w:kern w:val="0"/>
+          <w:sz w:val="28"/>
+          <w:szCs w:val="28"/>
+          <w:lang w:eastAsia="en-IN"/>
+          <w14:ligatures w14:val="none"/>
+        </w:rPr>
+        <w:t xml:space="preserve">The logo must first be uploaded using transaction </w:t>
+      </w:r>
+      <w:r>
+        <w:rPr>
+          <w:rFonts w:ascii="Calibri" w:eastAsia="Times New Roman" w:hAnsi="Calibri" w:cs="Calibri"/>
+          <w:b/>
+          <w:bCs/>
+          <w:color w:val="000000"/>
+          <w:kern w:val="0"/>
+          <w:sz w:val="28"/>
+          <w:szCs w:val="28"/>
+          <w:lang w:eastAsia="en-IN"/>
+          <w14:ligatures w14:val="none"/>
+        </w:rPr>
+        <w:t>SE78</w:t>
+      </w:r>
+      <w:r>
+        <w:rPr>
+          <w:rFonts w:ascii="Calibri" w:eastAsia="Times New Roman" w:hAnsi="Calibri" w:cs="Calibri"/>
+          <w:color w:val="000000"/>
+          <w:kern w:val="0"/>
+          <w:sz w:val="28"/>
+          <w:szCs w:val="28"/>
+          <w:lang w:eastAsia="en-IN"/>
+          <w14:ligatures w14:val="none"/>
+        </w:rPr>
+        <w:t>.</w:t>
+      </w:r>
+    </w:p>
+    <w:p>
+      <w:pPr>
+        <w:pStyle w:val="ListParagraph"/>
+        <w:numPr>
+          <w:ilvl w:val="0"/>
+          <w:numId w:val="2"/>
+        </w:numPr>
+        <w:spacing w:after="0"/>
+        <w:rPr>
+          <w:rFonts w:ascii="Calibri" w:eastAsia="Times New Roman" w:hAnsi="Calibri" w:cs="Calibri"/>
+          <w:color w:val="000000"/>
+          <w:kern w:val="0"/>
+          <w:sz w:val="28"/>
+          <w:szCs w:val="28"/>
+          <w:lang w:eastAsia="en-IN"/>
+          <w14:ligatures w14:val="none"/>
+        </w:rPr>
+      </w:pPr>
+      <w:r>
+        <w:rPr>
+          <w:rFonts w:ascii="Calibri" w:eastAsia="Times New Roman" w:hAnsi="Calibri" w:cs="Calibri"/>
+          <w:color w:val="000000"/>
+          <w:kern w:val="0"/>
+          <w:sz w:val="28"/>
+          <w:szCs w:val="28"/>
+          <w:lang w:eastAsia="en-IN"/>
+          <w14:ligatures w14:val="none"/>
+        </w:rPr>
+        <w:t>CALL FUNCTION 'REUSE_ALV_COMMENTARY_WRITE'</w:t>
+      </w:r>
+    </w:p>
+    <w:p>
+      <w:pPr>
+        <w:pStyle w:val="ListParagraph"/>
+        <w:numPr>
+          <w:ilvl w:val="0"/>
+          <w:numId w:val="2"/>
+        </w:numPr>
+        <w:spacing w:after="0"/>
+        <w:rPr>
+          <w:rFonts w:ascii="Calibri" w:eastAsia="Times New Roman" w:hAnsi="Calibri" w:cs="Calibri"/>
+          <w:color w:val="000000"/>
+          <w:kern w:val="0"/>
+          <w:sz w:val="28"/>
+          <w:szCs w:val="28"/>
+          <w:lang w:eastAsia="en-IN"/>
+          <w14:ligatures w14:val="none"/>
+        </w:rPr>
+      </w:pPr>
+      <w:r>
+        <w:rPr>
+          <w:rFonts w:ascii="Calibri" w:eastAsia="Times New Roman" w:hAnsi="Calibri" w:cs="Calibri"/>
+          <w:color w:val="000000"/>
+          <w:kern w:val="0"/>
+          <w:sz w:val="28"/>
+          <w:szCs w:val="28"/>
+          <w:lang w:eastAsia="en-IN"/>
+          <w14:ligatures w14:val="none"/>
+        </w:rPr>
+        <w:t xml:space="preserve">  EXPORTING</w:t>
+      </w:r>
+    </w:p>
+    <w:p>
+      <w:pPr>
+        <w:pStyle w:val="ListParagraph"/>
+        <w:numPr>
+          <w:ilvl w:val="0"/>
+          <w:numId w:val="2"/>
+        </w:numPr>
+        <w:spacing w:after="0"/>
+        <w:rPr>
+          <w:rFonts w:ascii="Calibri" w:eastAsia="Times New Roman" w:hAnsi="Calibri" w:cs="Calibri"/>
+          <w:color w:val="000000"/>
+          <w:kern w:val="0"/>
+          <w:sz w:val="28"/>
+          <w:szCs w:val="28"/>
+          <w:lang w:eastAsia="en-IN"/>
+          <w14:ligatures w14:val="none"/>
+        </w:rPr>
+      </w:pPr>
+      <w:r>
+        <w:rPr>
+          <w:rFonts w:ascii="Calibri" w:eastAsia="Times New Roman" w:hAnsi="Calibri" w:cs="Calibri"/>
+          <w:color w:val="000000"/>
+          <w:kern w:val="0"/>
+          <w:sz w:val="28"/>
+          <w:szCs w:val="28"/>
+          <w:lang w:eastAsia="en-IN"/>
+          <w14:ligatures w14:val="none"/>
+        </w:rPr>
+        <w:t xml:space="preserve">    </w:t>
+      </w:r>
+      <w:proofErr w:type="spellStart"/>
+      <w:r>
+        <w:rPr>
+          <w:rFonts w:ascii="Calibri" w:eastAsia="Times New Roman" w:hAnsi="Calibri" w:cs="Calibri"/>
+          <w:color w:val="000000"/>
+          <w:kern w:val="0"/>
+          <w:sz w:val="28"/>
+          <w:szCs w:val="28"/>
+          <w:lang w:eastAsia="en-IN"/>
+          <w14:ligatures w14:val="none"/>
+        </w:rPr>
+        <w:t>i_logo</w:t>
+      </w:r>
+      <w:proofErr w:type="spellEnd"/>
+      <w:r>
+        <w:rPr>
+          <w:rFonts w:ascii="Calibri" w:eastAsia="Times New Roman" w:hAnsi="Calibri" w:cs="Calibri"/>
+          <w:color w:val="000000"/>
+          <w:kern w:val="0"/>
+          <w:sz w:val="28"/>
+          <w:szCs w:val="28"/>
+          <w:lang w:eastAsia="en-IN"/>
+          <w14:ligatures w14:val="none"/>
+        </w:rPr>
+        <w:t xml:space="preserve"> = 'ENJOYSAP_LOGO'</w:t>
+      </w:r>
+    </w:p>
+    <w:p>
+      <w:pPr>
+        <w:pStyle w:val="ListParagraph"/>
+        <w:numPr>
+          <w:ilvl w:val="0"/>
+          <w:numId w:val="2"/>
+        </w:numPr>
+        <w:spacing w:after="0"/>
+        <w:rPr>
+          <w:rFonts w:ascii="Calibri" w:eastAsia="Times New Roman" w:hAnsi="Calibri" w:cs="Calibri"/>
+          <w:color w:val="000000"/>
+          <w:kern w:val="0"/>
+          <w:sz w:val="28"/>
+          <w:szCs w:val="28"/>
+          <w:lang w:eastAsia="en-IN"/>
+          <w14:ligatures w14:val="none"/>
+        </w:rPr>
+      </w:pPr>
+      <w:r>
+        <w:rPr>
+          <w:rFonts w:ascii="Calibri" w:eastAsia="Times New Roman" w:hAnsi="Calibri" w:cs="Calibri"/>
+          <w:color w:val="000000"/>
+          <w:kern w:val="0"/>
+          <w:sz w:val="28"/>
+          <w:szCs w:val="28"/>
+          <w:lang w:eastAsia="en-IN"/>
+          <w14:ligatures w14:val="none"/>
+        </w:rPr>
+        <w:t xml:space="preserve">    </w:t>
+      </w:r>
+      <w:proofErr w:type="spellStart"/>
+      <w:r>
+        <w:rPr>
+          <w:rFonts w:ascii="Calibri" w:eastAsia="Times New Roman" w:hAnsi="Calibri" w:cs="Calibri"/>
+          <w:color w:val="000000"/>
+          <w:kern w:val="0"/>
+          <w:sz w:val="28"/>
+          <w:szCs w:val="28"/>
+          <w:lang w:eastAsia="en-IN"/>
+          <w14:ligatures w14:val="none"/>
+        </w:rPr>
+        <w:t>it_list_commentary</w:t>
+      </w:r>
+      <w:proofErr w:type="spellEnd"/>
+      <w:r>
+        <w:rPr>
+          <w:rFonts w:ascii="Calibri" w:eastAsia="Times New Roman" w:hAnsi="Calibri" w:cs="Calibri"/>
+          <w:color w:val="000000"/>
+          <w:kern w:val="0"/>
+          <w:sz w:val="28"/>
+          <w:szCs w:val="28"/>
+          <w:lang w:eastAsia="en-IN"/>
+          <w14:ligatures w14:val="none"/>
+        </w:rPr>
+        <w:t xml:space="preserve"> = </w:t>
+      </w:r>
+      <w:proofErr w:type="spellStart"/>
+      <w:r>
+        <w:rPr>
+          <w:rFonts w:ascii="Calibri" w:eastAsia="Times New Roman" w:hAnsi="Calibri" w:cs="Calibri"/>
+          <w:color w:val="000000"/>
+          <w:kern w:val="0"/>
+          <w:sz w:val="28"/>
+          <w:szCs w:val="28"/>
+          <w:lang w:eastAsia="en-IN"/>
+          <w14:ligatures w14:val="none"/>
+        </w:rPr>
+        <w:t>lt_header</w:t>
+      </w:r>
+      <w:proofErr w:type="spellEnd"/>
+      <w:r>
+        <w:rPr>
+          <w:rFonts w:ascii="Calibri" w:eastAsia="Times New Roman" w:hAnsi="Calibri" w:cs="Calibri"/>
+          <w:color w:val="000000"/>
+          <w:kern w:val="0"/>
+          <w:sz w:val="28"/>
+          <w:szCs w:val="28"/>
+          <w:lang w:eastAsia="en-IN"/>
+          <w14:ligatures w14:val="none"/>
+        </w:rPr>
+        <w:t>.</w:t>
+      </w:r>
+      <w:r>
+        <w:rPr>
+          <w:rFonts w:ascii="Calibri" w:eastAsia="Times New Roman" w:hAnsi="Calibri" w:cs="Calibri"/>
+          <w:color w:val="000000"/>
+          <w:kern w:val="0"/>
+          <w:sz w:val="28"/>
+          <w:szCs w:val="28"/>
+          <w:lang w:eastAsia="en-IN"/>
+          <w14:ligatures w14:val="none"/>
+        </w:rPr>
+        <w:br/>
+      </w:r>
+    </w:p>
+    <w:p>
+      <w:pPr>
+        <w:pStyle w:val="ListParagraph"/>
+        <w:numPr>
+          <w:ilvl w:val="0"/>
+          <w:numId w:val="2"/>
+        </w:numPr>
+        <w:spacing w:after="0"/>
+        <w:rPr>
+          <w:rFonts w:ascii="Calibri" w:eastAsia="Times New Roman" w:hAnsi="Calibri" w:cs="Calibri"/>
+          <w:color w:val="000000"/>
+          <w:kern w:val="0"/>
+          <w:sz w:val="28"/>
+          <w:szCs w:val="28"/>
+          <w:lang w:eastAsia="en-IN"/>
+          <w14:ligatures w14:val="none"/>
+        </w:rPr>
+      </w:pPr>
+      <w:r>
+        <w:rPr>
+          <w:rFonts w:ascii="Calibri" w:eastAsia="Times New Roman" w:hAnsi="Calibri" w:cs="Calibri"/>
+          <w:color w:val="000000"/>
+          <w:kern w:val="0"/>
+          <w:sz w:val="28"/>
+          <w:szCs w:val="28"/>
+          <w:lang w:eastAsia="en-IN"/>
+          <w14:ligatures w14:val="none"/>
+        </w:rPr>
+        <w:t xml:space="preserve">Commentary is used to display additional information at the top or bottom of an ALV report, such as the report title, company name, date, user name, total records, and logo. We use the function module REUSE_ALV_COMMENTARY_WRITE along with callback routines like TOP_OF_PAGE and END_OF_LIST to display this information. Logos are </w:t>
+      </w:r>
+      <w:r>
+        <w:rPr>
+          <w:rFonts w:ascii="Calibri" w:eastAsia="Times New Roman" w:hAnsi="Calibri" w:cs="Calibri"/>
+          <w:color w:val="000000"/>
+          <w:kern w:val="0"/>
+          <w:sz w:val="28"/>
+          <w:szCs w:val="28"/>
+          <w:lang w:eastAsia="en-IN"/>
+          <w14:ligatures w14:val="none"/>
+        </w:rPr>
+        <w:lastRenderedPageBreak/>
+        <w:t>uploaded in SE78 and displayed by passing the logo name through the I_LOGO parameter.</w:t>
+      </w:r>
+    </w:p>
+    <w:tbl>
+      <w:tblPr>
+        <w:tblStyle w:val="TableGrid"/>
+        <w:tblW w:w="0" w:type="auto"/>
+        <w:tblLook w:val="04A0" w:firstRow="1" w:lastRow="0" w:firstColumn="1" w:lastColumn="0" w:noHBand="0" w:noVBand="1"/>
+      </w:tblPr>
+      <w:tblGrid>
+        <w:gridCol w:w="9016"/>
+      </w:tblGrid>
+      <w:tr>
+        <w:tc>
+          <w:tcPr>
+            <w:tcW w:w="9016" w:type="dxa"/>
+          </w:tcPr>
+          <w:tbl>
+            <w:tblPr>
+              <w:tblW w:w="0" w:type="auto"/>
+              <w:tblCellSpacing w:w="15" w:type="dxa"/>
+              <w:tblCellMar>
+                <w:top w:w="15" w:type="dxa"/>
+                <w:left w:w="15" w:type="dxa"/>
+                <w:bottom w:w="15" w:type="dxa"/>
+                <w:right w:w="15" w:type="dxa"/>
+              </w:tblCellMar>
+              <w:tblLook w:val="04A0" w:firstRow="1" w:lastRow="0" w:firstColumn="1" w:lastColumn="0" w:noHBand="0" w:noVBand="1"/>
+            </w:tblPr>
+            <w:tblGrid>
+              <w:gridCol w:w="1960"/>
+              <w:gridCol w:w="6840"/>
+            </w:tblGrid>
+            <w:tr>
+              <w:trPr>
+                <w:tblHeader/>
+                <w:tblCellSpacing w:w="15" w:type="dxa"/>
+              </w:trPr>
+              <w:tc>
+                <w:tcPr>
+                  <w:tcW w:w="0" w:type="auto"/>
+                  <w:vAlign w:val="center"/>
+                  <w:hideMark/>
+                </w:tcPr>
+                <w:p>
+                  <w:pPr>
+                    <w:pStyle w:val="ListParagraph"/>
+                    <w:ind w:left="360"/>
+                    <w:rPr>
+                      <w:rFonts w:ascii="Calibri" w:eastAsia="Times New Roman" w:hAnsi="Calibri" w:cs="Calibri"/>
+                      <w:b/>
+                      <w:bCs/>
+                      <w:color w:val="000000"/>
+                      <w:kern w:val="0"/>
+                      <w:sz w:val="28"/>
+                      <w:szCs w:val="28"/>
+                      <w:lang w:eastAsia="en-IN"/>
+                      <w14:ligatures w14:val="none"/>
+                    </w:rPr>
+                  </w:pPr>
+                  <w:r>
+                    <w:rPr>
+                      <w:rFonts w:ascii="Calibri" w:eastAsia="Times New Roman" w:hAnsi="Calibri" w:cs="Calibri"/>
+                      <w:b/>
+                      <w:bCs/>
+                      <w:color w:val="000000"/>
+                      <w:kern w:val="0"/>
+                      <w:sz w:val="28"/>
+                      <w:szCs w:val="28"/>
+                      <w:lang w:eastAsia="en-IN"/>
+                      <w14:ligatures w14:val="none"/>
+                    </w:rPr>
+                    <w:t>Requirement</w:t>
+                  </w:r>
+                </w:p>
+              </w:tc>
+              <w:tc>
+                <w:tcPr>
+                  <w:tcW w:w="0" w:type="auto"/>
+                  <w:vAlign w:val="center"/>
+                  <w:hideMark/>
+                </w:tcPr>
+                <w:p>
+                  <w:pPr>
+                    <w:pStyle w:val="ListParagraph"/>
+                    <w:ind w:left="360"/>
+                    <w:rPr>
+                      <w:rFonts w:ascii="Calibri" w:eastAsia="Times New Roman" w:hAnsi="Calibri" w:cs="Calibri"/>
+                      <w:b/>
+                      <w:bCs/>
+                      <w:color w:val="000000"/>
+                      <w:kern w:val="0"/>
+                      <w:sz w:val="28"/>
+                      <w:szCs w:val="28"/>
+                      <w:lang w:eastAsia="en-IN"/>
+                      <w14:ligatures w14:val="none"/>
+                    </w:rPr>
+                  </w:pPr>
+                  <w:r>
+                    <w:rPr>
+                      <w:rFonts w:ascii="Calibri" w:eastAsia="Times New Roman" w:hAnsi="Calibri" w:cs="Calibri"/>
+                      <w:b/>
+                      <w:bCs/>
+                      <w:color w:val="000000"/>
+                      <w:kern w:val="0"/>
+                      <w:sz w:val="28"/>
+                      <w:szCs w:val="28"/>
+                      <w:lang w:eastAsia="en-IN"/>
+                      <w14:ligatures w14:val="none"/>
+                    </w:rPr>
+                    <w:t>Method</w:t>
+                  </w:r>
+                </w:p>
+              </w:tc>
+            </w:tr>
+            <w:tr>
+              <w:trPr>
+                <w:tblCellSpacing w:w="15" w:type="dxa"/>
+              </w:trPr>
+              <w:tc>
+                <w:tcPr>
+                  <w:tcW w:w="0" w:type="auto"/>
+                  <w:vAlign w:val="center"/>
+                  <w:hideMark/>
+                </w:tcPr>
+                <w:p>
+                  <w:pPr>
+                    <w:pStyle w:val="ListParagraph"/>
+                    <w:ind w:left="360"/>
+                    <w:rPr>
+                      <w:rFonts w:ascii="Calibri" w:eastAsia="Times New Roman" w:hAnsi="Calibri" w:cs="Calibri"/>
+                      <w:color w:val="000000"/>
+                      <w:kern w:val="0"/>
+                      <w:sz w:val="28"/>
+                      <w:szCs w:val="28"/>
+                      <w:lang w:eastAsia="en-IN"/>
+                      <w14:ligatures w14:val="none"/>
+                    </w:rPr>
+                  </w:pPr>
+                  <w:r>
+                    <w:rPr>
+                      <w:rFonts w:ascii="Calibri" w:eastAsia="Times New Roman" w:hAnsi="Calibri" w:cs="Calibri"/>
+                      <w:color w:val="000000"/>
+                      <w:kern w:val="0"/>
+                      <w:sz w:val="28"/>
+                      <w:szCs w:val="28"/>
+                      <w:lang w:eastAsia="en-IN"/>
+                      <w14:ligatures w14:val="none"/>
+                    </w:rPr>
+                    <w:t>Top of Page</w:t>
+                  </w:r>
+                </w:p>
+              </w:tc>
+              <w:tc>
+                <w:tcPr>
+                  <w:tcW w:w="0" w:type="auto"/>
+                  <w:vAlign w:val="center"/>
+                  <w:hideMark/>
+                </w:tcPr>
+                <w:p>
+                  <w:pPr>
+                    <w:pStyle w:val="ListParagraph"/>
+                    <w:ind w:left="360"/>
+                    <w:rPr>
+                      <w:rFonts w:ascii="Calibri" w:eastAsia="Times New Roman" w:hAnsi="Calibri" w:cs="Calibri"/>
+                      <w:color w:val="000000"/>
+                      <w:kern w:val="0"/>
+                      <w:sz w:val="28"/>
+                      <w:szCs w:val="28"/>
+                      <w:lang w:eastAsia="en-IN"/>
+                      <w14:ligatures w14:val="none"/>
+                    </w:rPr>
+                  </w:pPr>
+                  <w:r>
+                    <w:rPr>
+                      <w:rFonts w:ascii="Calibri" w:eastAsia="Times New Roman" w:hAnsi="Calibri" w:cs="Calibri"/>
+                      <w:color w:val="000000"/>
+                      <w:kern w:val="0"/>
+                      <w:sz w:val="28"/>
+                      <w:szCs w:val="28"/>
+                      <w:lang w:eastAsia="en-IN"/>
+                      <w14:ligatures w14:val="none"/>
+                    </w:rPr>
+                    <w:t>I_CALLBACK_TOP_OF_PAGE + REUSE_ALV_COMMENTARY_WRITE</w:t>
+                  </w:r>
+                </w:p>
+              </w:tc>
+            </w:tr>
+            <w:tr>
+              <w:trPr>
+                <w:tblCellSpacing w:w="15" w:type="dxa"/>
+              </w:trPr>
+              <w:tc>
+                <w:tcPr>
+                  <w:tcW w:w="0" w:type="auto"/>
+                  <w:vAlign w:val="center"/>
+                  <w:hideMark/>
+                </w:tcPr>
+                <w:p>
+                  <w:pPr>
+                    <w:pStyle w:val="ListParagraph"/>
+                    <w:ind w:left="360"/>
+                    <w:rPr>
+                      <w:rFonts w:ascii="Calibri" w:eastAsia="Times New Roman" w:hAnsi="Calibri" w:cs="Calibri"/>
+                      <w:color w:val="000000"/>
+                      <w:kern w:val="0"/>
+                      <w:sz w:val="28"/>
+                      <w:szCs w:val="28"/>
+                      <w:lang w:eastAsia="en-IN"/>
+                      <w14:ligatures w14:val="none"/>
+                    </w:rPr>
+                  </w:pPr>
+                  <w:r>
+                    <w:rPr>
+                      <w:rFonts w:ascii="Calibri" w:eastAsia="Times New Roman" w:hAnsi="Calibri" w:cs="Calibri"/>
+                      <w:color w:val="000000"/>
+                      <w:kern w:val="0"/>
+                      <w:sz w:val="28"/>
+                      <w:szCs w:val="28"/>
+                      <w:lang w:eastAsia="en-IN"/>
+                      <w14:ligatures w14:val="none"/>
+                    </w:rPr>
+                    <w:t>End of List</w:t>
+                  </w:r>
+                </w:p>
+              </w:tc>
+              <w:tc>
+                <w:tcPr>
+                  <w:tcW w:w="0" w:type="auto"/>
+                  <w:vAlign w:val="center"/>
+                  <w:hideMark/>
+                </w:tcPr>
+                <w:p>
+                  <w:pPr>
+                    <w:pStyle w:val="ListParagraph"/>
+                    <w:ind w:left="360"/>
+                    <w:rPr>
+                      <w:rFonts w:ascii="Calibri" w:eastAsia="Times New Roman" w:hAnsi="Calibri" w:cs="Calibri"/>
+                      <w:color w:val="000000"/>
+                      <w:kern w:val="0"/>
+                      <w:sz w:val="28"/>
+                      <w:szCs w:val="28"/>
+                      <w:lang w:eastAsia="en-IN"/>
+                      <w14:ligatures w14:val="none"/>
+                    </w:rPr>
+                  </w:pPr>
+                  <w:r>
+                    <w:rPr>
+                      <w:rFonts w:ascii="Calibri" w:eastAsia="Times New Roman" w:hAnsi="Calibri" w:cs="Calibri"/>
+                      <w:color w:val="000000"/>
+                      <w:kern w:val="0"/>
+                      <w:sz w:val="28"/>
+                      <w:szCs w:val="28"/>
+                      <w:lang w:eastAsia="en-IN"/>
+                      <w14:ligatures w14:val="none"/>
+                    </w:rPr>
+                    <w:t>I_CALLBACK_END_OF_LIST</w:t>
+                  </w:r>
+                </w:p>
+              </w:tc>
+            </w:tr>
+            <w:tr>
+              <w:trPr>
+                <w:tblCellSpacing w:w="15" w:type="dxa"/>
+              </w:trPr>
+              <w:tc>
+                <w:tcPr>
+                  <w:tcW w:w="0" w:type="auto"/>
+                  <w:vAlign w:val="center"/>
+                  <w:hideMark/>
+                </w:tcPr>
+                <w:p>
+                  <w:pPr>
+                    <w:pStyle w:val="ListParagraph"/>
+                    <w:ind w:left="360"/>
+                    <w:rPr>
+                      <w:rFonts w:ascii="Calibri" w:eastAsia="Times New Roman" w:hAnsi="Calibri" w:cs="Calibri"/>
+                      <w:color w:val="000000"/>
+                      <w:kern w:val="0"/>
+                      <w:sz w:val="28"/>
+                      <w:szCs w:val="28"/>
+                      <w:lang w:eastAsia="en-IN"/>
+                      <w14:ligatures w14:val="none"/>
+                    </w:rPr>
+                  </w:pPr>
+                  <w:r>
+                    <w:rPr>
+                      <w:rFonts w:ascii="Calibri" w:eastAsia="Times New Roman" w:hAnsi="Calibri" w:cs="Calibri"/>
+                      <w:color w:val="000000"/>
+                      <w:kern w:val="0"/>
+                      <w:sz w:val="28"/>
+                      <w:szCs w:val="28"/>
+                      <w:lang w:eastAsia="en-IN"/>
+                      <w14:ligatures w14:val="none"/>
+                    </w:rPr>
+                    <w:t>Commentary</w:t>
+                  </w:r>
+                </w:p>
+              </w:tc>
+              <w:tc>
+                <w:tcPr>
+                  <w:tcW w:w="0" w:type="auto"/>
+                  <w:vAlign w:val="center"/>
+                  <w:hideMark/>
+                </w:tcPr>
+                <w:p>
+                  <w:pPr>
+                    <w:pStyle w:val="ListParagraph"/>
+                    <w:ind w:left="360"/>
+                    <w:rPr>
+                      <w:rFonts w:ascii="Calibri" w:eastAsia="Times New Roman" w:hAnsi="Calibri" w:cs="Calibri"/>
+                      <w:color w:val="000000"/>
+                      <w:kern w:val="0"/>
+                      <w:sz w:val="28"/>
+                      <w:szCs w:val="28"/>
+                      <w:lang w:eastAsia="en-IN"/>
+                      <w14:ligatures w14:val="none"/>
+                    </w:rPr>
+                  </w:pPr>
+                  <w:r>
+                    <w:rPr>
+                      <w:rFonts w:ascii="Calibri" w:eastAsia="Times New Roman" w:hAnsi="Calibri" w:cs="Calibri"/>
+                      <w:color w:val="000000"/>
+                      <w:kern w:val="0"/>
+                      <w:sz w:val="28"/>
+                      <w:szCs w:val="28"/>
+                      <w:lang w:eastAsia="en-IN"/>
+                      <w14:ligatures w14:val="none"/>
+                    </w:rPr>
+                    <w:t>REUSE_ALV_COMMENTARY_WRITE</w:t>
+                  </w:r>
+                </w:p>
+              </w:tc>
+            </w:tr>
+            <w:tr>
+              <w:trPr>
+                <w:tblCellSpacing w:w="15" w:type="dxa"/>
+              </w:trPr>
+              <w:tc>
+                <w:tcPr>
+                  <w:tcW w:w="0" w:type="auto"/>
+                  <w:vAlign w:val="center"/>
+                  <w:hideMark/>
+                </w:tcPr>
+                <w:p>
+                  <w:pPr>
+                    <w:pStyle w:val="ListParagraph"/>
+                    <w:ind w:left="360"/>
+                    <w:rPr>
+                      <w:rFonts w:ascii="Calibri" w:eastAsia="Times New Roman" w:hAnsi="Calibri" w:cs="Calibri"/>
+                      <w:color w:val="000000"/>
+                      <w:kern w:val="0"/>
+                      <w:sz w:val="28"/>
+                      <w:szCs w:val="28"/>
+                      <w:lang w:eastAsia="en-IN"/>
+                      <w14:ligatures w14:val="none"/>
+                    </w:rPr>
+                  </w:pPr>
+                  <w:r>
+                    <w:rPr>
+                      <w:rFonts w:ascii="Calibri" w:eastAsia="Times New Roman" w:hAnsi="Calibri" w:cs="Calibri"/>
+                      <w:color w:val="000000"/>
+                      <w:kern w:val="0"/>
+                      <w:sz w:val="28"/>
+                      <w:szCs w:val="28"/>
+                      <w:lang w:eastAsia="en-IN"/>
+                      <w14:ligatures w14:val="none"/>
+                    </w:rPr>
+                    <w:t>Logo</w:t>
+                  </w:r>
+                </w:p>
+              </w:tc>
+              <w:tc>
+                <w:tcPr>
+                  <w:tcW w:w="0" w:type="auto"/>
+                  <w:vAlign w:val="center"/>
+                  <w:hideMark/>
+                </w:tcPr>
+                <w:p>
+                  <w:pPr>
+                    <w:pStyle w:val="ListParagraph"/>
+                    <w:ind w:left="360"/>
+                    <w:rPr>
+                      <w:rFonts w:ascii="Calibri" w:eastAsia="Times New Roman" w:hAnsi="Calibri" w:cs="Calibri"/>
+                      <w:color w:val="000000"/>
+                      <w:kern w:val="0"/>
+                      <w:sz w:val="28"/>
+                      <w:szCs w:val="28"/>
+                      <w:lang w:eastAsia="en-IN"/>
+                      <w14:ligatures w14:val="none"/>
+                    </w:rPr>
+                  </w:pPr>
+                  <w:r>
+                    <w:rPr>
+                      <w:rFonts w:ascii="Calibri" w:eastAsia="Times New Roman" w:hAnsi="Calibri" w:cs="Calibri"/>
+                      <w:color w:val="000000"/>
+                      <w:kern w:val="0"/>
+                      <w:sz w:val="28"/>
+                      <w:szCs w:val="28"/>
+                      <w:lang w:eastAsia="en-IN"/>
+                      <w14:ligatures w14:val="none"/>
+                    </w:rPr>
+                    <w:t>Upload in SE78 and pass I_LOGO = 'ENJOYSAP_LOGO'</w:t>
+                  </w:r>
+                </w:p>
+              </w:tc>
+            </w:tr>
+          </w:tbl>
+          <w:p/>
+        </w:tc>
+      </w:tr>
+    </w:tbl>
+    <w:p>
+      <w:pPr>
+        <w:pStyle w:val="ListParagraph"/>
+        <w:spacing w:after="0"/>
+        <w:ind w:left="0"/>
+        <w:rPr>
+          <w:rFonts w:ascii="Calibri" w:eastAsia="Times New Roman" w:hAnsi="Calibri" w:cs="Calibri"/>
+          <w:b/>
+          <w:bCs/>
+          <w:color w:val="000000"/>
+          <w:kern w:val="0"/>
+          <w:sz w:val="28"/>
+          <w:szCs w:val="28"/>
+          <w:lang w:eastAsia="en-IN"/>
+          <w14:ligatures w14:val="none"/>
+        </w:rPr>
+      </w:pPr>
+    </w:p>
+    <w:p>
+      <w:pPr>
+        <w:pStyle w:val="ListParagraph"/>
+        <w:spacing w:after="0"/>
+        <w:ind w:left="0"/>
+        <w:rPr>
+          <w:rFonts w:ascii="Calibri" w:eastAsia="Times New Roman" w:hAnsi="Calibri" w:cs="Calibri"/>
+          <w:b/>
+          <w:bCs/>
+          <w:color w:val="000000"/>
+          <w:kern w:val="0"/>
+          <w:sz w:val="28"/>
+          <w:szCs w:val="28"/>
+          <w:lang w:eastAsia="en-IN"/>
+          <w14:ligatures w14:val="none"/>
+        </w:rPr>
+      </w:pPr>
+    </w:p>
+    <w:p>
+      <w:pPr>
+        <w:pStyle w:val="ListParagraph"/>
+        <w:numPr>
+          <w:ilvl w:val="0"/>
+          <w:numId w:val="1"/>
+        </w:numPr>
+        <w:spacing w:after="0"/>
+        <w:rPr>
+          <w:rFonts w:ascii="Calibri" w:eastAsia="Times New Roman" w:hAnsi="Calibri" w:cs="Calibri"/>
+          <w:b/>
+          <w:bCs/>
+          <w:color w:val="000000"/>
+          <w:kern w:val="0"/>
+          <w:sz w:val="28"/>
+          <w:szCs w:val="28"/>
+          <w:lang w:eastAsia="en-IN"/>
+          <w14:ligatures w14:val="none"/>
+        </w:rPr>
+      </w:pPr>
+      <w:r>
+        <w:rPr>
+          <w:rFonts w:ascii="Calibri" w:eastAsia="Times New Roman" w:hAnsi="Calibri" w:cs="Calibri"/>
+          <w:b/>
+          <w:bCs/>
+          <w:color w:val="000000"/>
+          <w:kern w:val="0"/>
+          <w:sz w:val="28"/>
+          <w:szCs w:val="28"/>
+          <w:lang w:eastAsia="en-IN"/>
+          <w14:ligatures w14:val="none"/>
+        </w:rPr>
+        <w:t>Add Button in Alv based on that execute any Condition</w:t>
+      </w:r>
+    </w:p>
+    <w:p>
+      <w:pPr>
+        <w:pStyle w:val="ListParagraph"/>
+        <w:numPr>
+          <w:ilvl w:val="0"/>
+          <w:numId w:val="2"/>
+        </w:numPr>
+        <w:spacing w:after="0"/>
+        <w:rPr>
+          <w:rFonts w:ascii="Calibri" w:eastAsia="Times New Roman" w:hAnsi="Calibri" w:cs="Calibri"/>
+          <w:color w:val="000000"/>
+          <w:kern w:val="0"/>
+          <w:sz w:val="28"/>
+          <w:szCs w:val="28"/>
+          <w:lang w:eastAsia="en-IN"/>
+          <w14:ligatures w14:val="none"/>
+        </w:rPr>
+      </w:pPr>
+      <w:r>
+        <w:rPr>
+          <w:rFonts w:ascii="Calibri" w:eastAsia="Times New Roman" w:hAnsi="Calibri" w:cs="Calibri"/>
+          <w:color w:val="000000"/>
+          <w:kern w:val="0"/>
+          <w:sz w:val="28"/>
+          <w:szCs w:val="28"/>
+          <w:lang w:eastAsia="en-IN"/>
+          <w14:ligatures w14:val="none"/>
+        </w:rPr>
+        <w:t>we can add custom buttons to the application toolbar using PF-STATUS. When the user clicks the button, the event USER_COMMAND is triggered, where we can write the required business logic.</w:t>
+      </w:r>
+    </w:p>
+    <w:p>
+      <w:pPr>
+        <w:pStyle w:val="ListParagraph"/>
+        <w:numPr>
+          <w:ilvl w:val="0"/>
+          <w:numId w:val="2"/>
+        </w:numPr>
+        <w:spacing w:after="0"/>
+        <w:rPr>
+          <w:rFonts w:ascii="Calibri" w:eastAsia="Times New Roman" w:hAnsi="Calibri" w:cs="Calibri"/>
+          <w:b/>
+          <w:bCs/>
+          <w:color w:val="000000"/>
+          <w:kern w:val="0"/>
+          <w:sz w:val="28"/>
+          <w:szCs w:val="28"/>
+          <w:lang w:eastAsia="en-IN"/>
+          <w14:ligatures w14:val="none"/>
+        </w:rPr>
+      </w:pPr>
+      <w:r>
+        <w:rPr>
+          <w:rFonts w:ascii="Calibri" w:eastAsia="Times New Roman" w:hAnsi="Calibri" w:cs="Calibri"/>
+          <w:b/>
+          <w:bCs/>
+          <w:color w:val="000000"/>
+          <w:kern w:val="0"/>
+          <w:sz w:val="28"/>
+          <w:szCs w:val="28"/>
+          <w:lang w:eastAsia="en-IN"/>
+          <w14:ligatures w14:val="none"/>
+        </w:rPr>
+        <w:t>Create PF-STATUS</w:t>
+      </w:r>
+    </w:p>
+    <w:p>
+      <w:pPr>
+        <w:pStyle w:val="ListParagraph"/>
+        <w:numPr>
+          <w:ilvl w:val="0"/>
+          <w:numId w:val="2"/>
+        </w:numPr>
+        <w:spacing w:after="0"/>
+        <w:rPr>
+          <w:rFonts w:ascii="Calibri" w:eastAsia="Times New Roman" w:hAnsi="Calibri" w:cs="Calibri"/>
+          <w:color w:val="000000"/>
+          <w:kern w:val="0"/>
+          <w:sz w:val="28"/>
+          <w:szCs w:val="28"/>
+          <w:lang w:eastAsia="en-IN"/>
+          <w14:ligatures w14:val="none"/>
+        </w:rPr>
+      </w:pPr>
+      <w:r>
+        <w:rPr>
+          <w:rFonts w:ascii="Calibri" w:eastAsia="Times New Roman" w:hAnsi="Calibri" w:cs="Calibri"/>
+          <w:color w:val="000000"/>
+          <w:kern w:val="0"/>
+          <w:sz w:val="28"/>
+          <w:szCs w:val="28"/>
+          <w:lang w:eastAsia="en-IN"/>
+          <w14:ligatures w14:val="none"/>
+        </w:rPr>
+        <w:t xml:space="preserve">Go to </w:t>
+      </w:r>
+      <w:r>
+        <w:rPr>
+          <w:rFonts w:ascii="Calibri" w:eastAsia="Times New Roman" w:hAnsi="Calibri" w:cs="Calibri"/>
+          <w:b/>
+          <w:bCs/>
+          <w:color w:val="000000"/>
+          <w:kern w:val="0"/>
+          <w:sz w:val="28"/>
+          <w:szCs w:val="28"/>
+          <w:lang w:eastAsia="en-IN"/>
+          <w14:ligatures w14:val="none"/>
+        </w:rPr>
+        <w:t>SE41 (Menu Painter)</w:t>
+      </w:r>
+      <w:r>
+        <w:rPr>
+          <w:rFonts w:ascii="Calibri" w:eastAsia="Times New Roman" w:hAnsi="Calibri" w:cs="Calibri"/>
+          <w:color w:val="000000"/>
+          <w:kern w:val="0"/>
+          <w:sz w:val="28"/>
+          <w:szCs w:val="28"/>
+          <w:lang w:eastAsia="en-IN"/>
+          <w14:ligatures w14:val="none"/>
+        </w:rPr>
+        <w:t xml:space="preserve">. </w:t>
+      </w:r>
+    </w:p>
+    <w:p>
+      <w:pPr>
+        <w:pStyle w:val="ListParagraph"/>
+        <w:numPr>
+          <w:ilvl w:val="0"/>
+          <w:numId w:val="2"/>
+        </w:numPr>
+        <w:spacing w:after="0"/>
+        <w:rPr>
+          <w:rFonts w:ascii="Calibri" w:eastAsia="Times New Roman" w:hAnsi="Calibri" w:cs="Calibri"/>
+          <w:color w:val="000000"/>
+          <w:kern w:val="0"/>
+          <w:sz w:val="28"/>
+          <w:szCs w:val="28"/>
+          <w:lang w:eastAsia="en-IN"/>
+          <w14:ligatures w14:val="none"/>
+        </w:rPr>
+      </w:pPr>
+      <w:r>
+        <w:rPr>
+          <w:rFonts w:ascii="Calibri" w:eastAsia="Times New Roman" w:hAnsi="Calibri" w:cs="Calibri"/>
+          <w:color w:val="000000"/>
+          <w:kern w:val="0"/>
+          <w:sz w:val="28"/>
+          <w:szCs w:val="28"/>
+          <w:lang w:eastAsia="en-IN"/>
+          <w14:ligatures w14:val="none"/>
+        </w:rPr>
+        <w:t xml:space="preserve">Create a PF-STATUS (e.g., ZSTATUS). </w:t>
+      </w:r>
+    </w:p>
+    <w:p>
+      <w:pPr>
+        <w:pStyle w:val="ListParagraph"/>
+        <w:numPr>
+          <w:ilvl w:val="0"/>
+          <w:numId w:val="2"/>
+        </w:numPr>
+        <w:spacing w:after="0"/>
+        <w:rPr>
+          <w:rFonts w:ascii="Calibri" w:eastAsia="Times New Roman" w:hAnsi="Calibri" w:cs="Calibri"/>
+          <w:color w:val="000000"/>
+          <w:kern w:val="0"/>
+          <w:sz w:val="28"/>
+          <w:szCs w:val="28"/>
+          <w:lang w:eastAsia="en-IN"/>
+          <w14:ligatures w14:val="none"/>
+        </w:rPr>
+      </w:pPr>
+      <w:r>
+        <w:rPr>
+          <w:rFonts w:ascii="Calibri" w:eastAsia="Times New Roman" w:hAnsi="Calibri" w:cs="Calibri"/>
+          <w:color w:val="000000"/>
+          <w:kern w:val="0"/>
+          <w:sz w:val="28"/>
+          <w:szCs w:val="28"/>
+          <w:lang w:eastAsia="en-IN"/>
+          <w14:ligatures w14:val="none"/>
+        </w:rPr>
+        <w:t xml:space="preserve">Copy the standard status </w:t>
+      </w:r>
+      <w:r>
+        <w:rPr>
+          <w:rFonts w:ascii="Calibri" w:eastAsia="Times New Roman" w:hAnsi="Calibri" w:cs="Calibri"/>
+          <w:b/>
+          <w:bCs/>
+          <w:color w:val="000000"/>
+          <w:kern w:val="0"/>
+          <w:sz w:val="28"/>
+          <w:szCs w:val="28"/>
+          <w:lang w:eastAsia="en-IN"/>
+          <w14:ligatures w14:val="none"/>
+        </w:rPr>
+        <w:t>STANDARD</w:t>
+      </w:r>
+      <w:r>
+        <w:rPr>
+          <w:rFonts w:ascii="Calibri" w:eastAsia="Times New Roman" w:hAnsi="Calibri" w:cs="Calibri"/>
+          <w:color w:val="000000"/>
+          <w:kern w:val="0"/>
+          <w:sz w:val="28"/>
+          <w:szCs w:val="28"/>
+          <w:lang w:eastAsia="en-IN"/>
+          <w14:ligatures w14:val="none"/>
+        </w:rPr>
+        <w:t xml:space="preserve"> from program SAPLKKBL. </w:t>
+      </w:r>
+    </w:p>
+    <w:p>
+      <w:pPr>
+        <w:pStyle w:val="ListParagraph"/>
+        <w:numPr>
+          <w:ilvl w:val="0"/>
+          <w:numId w:val="2"/>
+        </w:numPr>
+        <w:spacing w:after="0"/>
+        <w:rPr>
+          <w:rFonts w:ascii="Calibri" w:eastAsia="Times New Roman" w:hAnsi="Calibri" w:cs="Calibri"/>
+          <w:color w:val="000000"/>
+          <w:kern w:val="0"/>
+          <w:sz w:val="28"/>
+          <w:szCs w:val="28"/>
+          <w:lang w:eastAsia="en-IN"/>
+          <w14:ligatures w14:val="none"/>
+        </w:rPr>
+      </w:pPr>
+      <w:r>
+        <w:rPr>
+          <w:rFonts w:ascii="Calibri" w:eastAsia="Times New Roman" w:hAnsi="Calibri" w:cs="Calibri"/>
+          <w:color w:val="000000"/>
+          <w:kern w:val="0"/>
+          <w:sz w:val="28"/>
+          <w:szCs w:val="28"/>
+          <w:lang w:eastAsia="en-IN"/>
+          <w14:ligatures w14:val="none"/>
+        </w:rPr>
+        <w:t xml:space="preserve">Add a custom button. </w:t>
+      </w:r>
+    </w:p>
+    <w:p>
+      <w:pPr>
+        <w:pStyle w:val="ListParagraph"/>
+        <w:numPr>
+          <w:ilvl w:val="0"/>
+          <w:numId w:val="2"/>
+        </w:numPr>
+        <w:spacing w:after="0"/>
+        <w:rPr>
+          <w:rFonts w:ascii="Calibri" w:eastAsia="Times New Roman" w:hAnsi="Calibri" w:cs="Calibri"/>
+          <w:color w:val="000000"/>
+          <w:kern w:val="0"/>
+          <w:sz w:val="28"/>
+          <w:szCs w:val="28"/>
+          <w:lang w:eastAsia="en-IN"/>
+          <w14:ligatures w14:val="none"/>
+        </w:rPr>
+      </w:pPr>
+      <w:r>
+        <w:rPr>
+          <w:rFonts w:ascii="Calibri" w:eastAsia="Times New Roman" w:hAnsi="Calibri" w:cs="Calibri"/>
+          <w:color w:val="000000"/>
+          <w:kern w:val="0"/>
+          <w:sz w:val="28"/>
+          <w:szCs w:val="28"/>
+          <w:lang w:eastAsia="en-IN"/>
+          <w14:ligatures w14:val="none"/>
+        </w:rPr>
+        <w:t xml:space="preserve">Give it a Function Code, e.g., </w:t>
+      </w:r>
+      <w:r>
+        <w:rPr>
+          <w:rFonts w:ascii="Calibri" w:eastAsia="Times New Roman" w:hAnsi="Calibri" w:cs="Calibri"/>
+          <w:b/>
+          <w:bCs/>
+          <w:color w:val="000000"/>
+          <w:kern w:val="0"/>
+          <w:sz w:val="28"/>
+          <w:szCs w:val="28"/>
+          <w:lang w:eastAsia="en-IN"/>
+          <w14:ligatures w14:val="none"/>
+        </w:rPr>
+        <w:t>TEST</w:t>
+      </w:r>
+      <w:r>
+        <w:rPr>
+          <w:rFonts w:ascii="Calibri" w:eastAsia="Times New Roman" w:hAnsi="Calibri" w:cs="Calibri"/>
+          <w:color w:val="000000"/>
+          <w:kern w:val="0"/>
+          <w:sz w:val="28"/>
+          <w:szCs w:val="28"/>
+          <w:lang w:eastAsia="en-IN"/>
+          <w14:ligatures w14:val="none"/>
+        </w:rPr>
+        <w:t>.</w:t>
+      </w:r>
+    </w:p>
+    <w:p>
+      <w:pPr>
+        <w:pStyle w:val="ListParagraph"/>
+        <w:numPr>
+          <w:ilvl w:val="0"/>
+          <w:numId w:val="2"/>
+        </w:numPr>
+        <w:spacing w:after="0"/>
+        <w:rPr>
+          <w:rFonts w:ascii="Calibri" w:eastAsia="Times New Roman" w:hAnsi="Calibri" w:cs="Calibri"/>
+          <w:color w:val="000000"/>
+          <w:kern w:val="0"/>
+          <w:sz w:val="28"/>
+          <w:szCs w:val="28"/>
+          <w:lang w:eastAsia="en-IN"/>
+          <w14:ligatures w14:val="none"/>
+        </w:rPr>
+      </w:pPr>
     </w:p>
     <w:sectPr>
       <w:pgSz w:w="11906" w:h="16838"/>
@@ -8761,6 +12308,304 @@
 <file path=word/numbering.xml><?xml version="1.0" encoding="utf-8"?>
 <w:numbering xmlns:wpc="http://schemas.microsoft.com/office/word/2010/wordprocessingCanvas" xmlns:cx="http://schemas.microsoft.com/office/drawing/2014/chartex" xmlns:cx1="http://schemas.microsoft.com/office/drawing/2015/9/8/chartex" xmlns:cx2="http://schemas.microsoft.com/office/drawing/2015/10/21/chartex" xmlns:cx3="http://schemas.microsoft.com/office/drawing/2016/5/9/chartex" xmlns:cx4="http://schemas.microsoft.com/office/drawing/2016/5/10/chartex" xmlns:cx5="http://schemas.microsoft.com/office/drawing/2016/5/11/chartex" xmlns:cx6="http://schemas.microsoft.com/office/drawing/2016/5/12/chartex" xmlns:cx7="http://schemas.microsoft.com/office/drawing/2016/5/13/chartex" xmlns:cx8="http://schemas.microsoft.com/office/drawing/2016/5/14/chartex" xmlns:mc="http://schemas.openxmlformats.org/markup-compatibility/2006" xmlns:aink="http://schemas.microsoft.com/office/drawing/2016/ink" xmlns:am3d="http://schemas.microsoft.com/office/drawing/2017/model3d" xmlns:o="urn:schemas-microsoft-com:office:office" xmlns:oel="http://schemas.microsoft.com/office/2019/extlst" xmlns:r="http://schemas.openxmlformats.org/officeDocument/2006/relationships" xmlns:m="http://schemas.openxmlformats.org/officeDocument/2006/math" xmlns:v="urn:schemas-microsoft-com:vml" xmlns:wp14="http://schemas.microsoft.com/office/word/2010/wordprocessingDrawing" xmlns:wp="http://schemas.openxmlformats.org/drawingml/2006/wordprocessingDrawing" xmlns:w10="urn:schemas-microsoft-com:office:word" xmlns:w="http://schemas.openxmlformats.org/wordprocessingml/2006/main" xmlns:w14="http://schemas.microsoft.com/office/word/2010/wordml" xmlns:w15="http://schemas.microsoft.com/office/word/2012/wordml" xmlns:w16cex="http://schemas.microsoft.com/office/word/2018/wordml/cex" xmlns:w16cid="http://schemas.microsoft.com/office/word/2016/wordml/cid" xmlns:w16="http://schemas.microsoft.com/office/word/2018/wordml" xmlns:w16du="http://schemas.microsoft.com/office/word/2023/wordml/word16du" xmlns:w16sdtdh="http://schemas.microsoft.com/office/word/2020/wordml/sdtdatahash" xmlns:w16sdtfl="http://schemas.microsoft.com/office/word/2024/wordml/sdtformatlock" xmlns:w16se="http://schemas.microsoft.com/office/word/2015/wordml/symex" xmlns:wpg="http://schemas.microsoft.com/office/word/2010/wordprocessingGroup" xmlns:wpi="http://schemas.microsoft.com/office/word/2010/wordprocessingInk" xmlns:wne="http://schemas.microsoft.com/office/word/2006/wordml" xmlns:wps="http://schemas.microsoft.com/office/word/2010/wordprocessingShape" mc:Ignorable="w14 w15 w16se w16cid w16 w16cex w16sdtdh w16sdtfl w16du wp14">
   <w:abstractNum w:abstractNumId="0" w15:restartNumberingAfterBreak="0">
+    <w:nsid w:val="1DA86E44"/>
+    <w:multiLevelType w:val="multilevel"/>
+    <w:tmpl w:val="E13EAE40"/>
+    <w:lvl w:ilvl="0">
+      <w:start w:val="1"/>
+      <w:numFmt w:val="bullet"/>
+      <w:lvlText w:val=""/>
+      <w:lvlJc w:val="left"/>
+      <w:pPr>
+        <w:tabs>
+          <w:tab w:val="num" w:pos="720"/>
+        </w:tabs>
+        <w:ind w:left="720" w:hanging="360"/>
+      </w:pPr>
+      <w:rPr>
+        <w:rFonts w:ascii="Symbol" w:hAnsi="Symbol" w:hint="default"/>
+        <w:sz w:val="20"/>
+      </w:rPr>
+    </w:lvl>
+    <w:lvl w:ilvl="1" w:tentative="1">
+      <w:start w:val="1"/>
+      <w:numFmt w:val="bullet"/>
+      <w:lvlText w:val="o"/>
+      <w:lvlJc w:val="left"/>
+      <w:pPr>
+        <w:tabs>
+          <w:tab w:val="num" w:pos="1440"/>
+        </w:tabs>
+        <w:ind w:left="1440" w:hanging="360"/>
+      </w:pPr>
+      <w:rPr>
+        <w:rFonts w:ascii="Courier New" w:hAnsi="Courier New" w:hint="default"/>
+        <w:sz w:val="20"/>
+      </w:rPr>
+    </w:lvl>
+    <w:lvl w:ilvl="2" w:tentative="1">
+      <w:start w:val="1"/>
+      <w:numFmt w:val="bullet"/>
+      <w:lvlText w:val=""/>
+      <w:lvlJc w:val="left"/>
+      <w:pPr>
+        <w:tabs>
+          <w:tab w:val="num" w:pos="2160"/>
+        </w:tabs>
+        <w:ind w:left="2160" w:hanging="360"/>
+      </w:pPr>
+      <w:rPr>
+        <w:rFonts w:ascii="Wingdings" w:hAnsi="Wingdings" w:hint="default"/>
+        <w:sz w:val="20"/>
+      </w:rPr>
+    </w:lvl>
+    <w:lvl w:ilvl="3" w:tentative="1">
+      <w:start w:val="1"/>
+      <w:numFmt w:val="bullet"/>
+      <w:lvlText w:val=""/>
+      <w:lvlJc w:val="left"/>
+      <w:pPr>
+        <w:tabs>
+          <w:tab w:val="num" w:pos="2880"/>
+        </w:tabs>
+        <w:ind w:left="2880" w:hanging="360"/>
+      </w:pPr>
+      <w:rPr>
+        <w:rFonts w:ascii="Wingdings" w:hAnsi="Wingdings" w:hint="default"/>
+        <w:sz w:val="20"/>
+      </w:rPr>
+    </w:lvl>
+    <w:lvl w:ilvl="4" w:tentative="1">
+      <w:start w:val="1"/>
+      <w:numFmt w:val="bullet"/>
+      <w:lvlText w:val=""/>
+      <w:lvlJc w:val="left"/>
+      <w:pPr>
+        <w:tabs>
+          <w:tab w:val="num" w:pos="3600"/>
+        </w:tabs>
+        <w:ind w:left="3600" w:hanging="360"/>
+      </w:pPr>
+      <w:rPr>
+        <w:rFonts w:ascii="Wingdings" w:hAnsi="Wingdings" w:hint="default"/>
+        <w:sz w:val="20"/>
+      </w:rPr>
+    </w:lvl>
+    <w:lvl w:ilvl="5" w:tentative="1">
+      <w:start w:val="1"/>
+      <w:numFmt w:val="bullet"/>
+      <w:lvlText w:val=""/>
+      <w:lvlJc w:val="left"/>
+      <w:pPr>
+        <w:tabs>
+          <w:tab w:val="num" w:pos="4320"/>
+        </w:tabs>
+        <w:ind w:left="4320" w:hanging="360"/>
+      </w:pPr>
+      <w:rPr>
+        <w:rFonts w:ascii="Wingdings" w:hAnsi="Wingdings" w:hint="default"/>
+        <w:sz w:val="20"/>
+      </w:rPr>
+    </w:lvl>
+    <w:lvl w:ilvl="6" w:tentative="1">
+      <w:start w:val="1"/>
+      <w:numFmt w:val="bullet"/>
+      <w:lvlText w:val=""/>
+      <w:lvlJc w:val="left"/>
+      <w:pPr>
+        <w:tabs>
+          <w:tab w:val="num" w:pos="5040"/>
+        </w:tabs>
+        <w:ind w:left="5040" w:hanging="360"/>
+      </w:pPr>
+      <w:rPr>
+        <w:rFonts w:ascii="Wingdings" w:hAnsi="Wingdings" w:hint="default"/>
+        <w:sz w:val="20"/>
+      </w:rPr>
+    </w:lvl>
+    <w:lvl w:ilvl="7" w:tentative="1">
+      <w:start w:val="1"/>
+      <w:numFmt w:val="bullet"/>
+      <w:lvlText w:val=""/>
+      <w:lvlJc w:val="left"/>
+      <w:pPr>
+        <w:tabs>
+          <w:tab w:val="num" w:pos="5760"/>
+        </w:tabs>
+        <w:ind w:left="5760" w:hanging="360"/>
+      </w:pPr>
+      <w:rPr>
+        <w:rFonts w:ascii="Wingdings" w:hAnsi="Wingdings" w:hint="default"/>
+        <w:sz w:val="20"/>
+      </w:rPr>
+    </w:lvl>
+    <w:lvl w:ilvl="8" w:tentative="1">
+      <w:start w:val="1"/>
+      <w:numFmt w:val="bullet"/>
+      <w:lvlText w:val=""/>
+      <w:lvlJc w:val="left"/>
+      <w:pPr>
+        <w:tabs>
+          <w:tab w:val="num" w:pos="6480"/>
+        </w:tabs>
+        <w:ind w:left="6480" w:hanging="360"/>
+      </w:pPr>
+      <w:rPr>
+        <w:rFonts w:ascii="Wingdings" w:hAnsi="Wingdings" w:hint="default"/>
+        <w:sz w:val="20"/>
+      </w:rPr>
+    </w:lvl>
+  </w:abstractNum>
+  <w:abstractNum w:abstractNumId="1" w15:restartNumberingAfterBreak="0">
+    <w:nsid w:val="31204FF7"/>
+    <w:multiLevelType w:val="multilevel"/>
+    <w:tmpl w:val="F8D805A8"/>
+    <w:lvl w:ilvl="0">
+      <w:start w:val="1"/>
+      <w:numFmt w:val="bullet"/>
+      <w:lvlText w:val=""/>
+      <w:lvlJc w:val="left"/>
+      <w:pPr>
+        <w:tabs>
+          <w:tab w:val="num" w:pos="720"/>
+        </w:tabs>
+        <w:ind w:left="720" w:hanging="360"/>
+      </w:pPr>
+      <w:rPr>
+        <w:rFonts w:ascii="Symbol" w:hAnsi="Symbol" w:hint="default"/>
+        <w:sz w:val="20"/>
+      </w:rPr>
+    </w:lvl>
+    <w:lvl w:ilvl="1" w:tentative="1">
+      <w:start w:val="1"/>
+      <w:numFmt w:val="bullet"/>
+      <w:lvlText w:val="o"/>
+      <w:lvlJc w:val="left"/>
+      <w:pPr>
+        <w:tabs>
+          <w:tab w:val="num" w:pos="1440"/>
+        </w:tabs>
+        <w:ind w:left="1440" w:hanging="360"/>
+      </w:pPr>
+      <w:rPr>
+        <w:rFonts w:ascii="Courier New" w:hAnsi="Courier New" w:hint="default"/>
+        <w:sz w:val="20"/>
+      </w:rPr>
+    </w:lvl>
+    <w:lvl w:ilvl="2" w:tentative="1">
+      <w:start w:val="1"/>
+      <w:numFmt w:val="bullet"/>
+      <w:lvlText w:val=""/>
+      <w:lvlJc w:val="left"/>
+      <w:pPr>
+        <w:tabs>
+          <w:tab w:val="num" w:pos="2160"/>
+        </w:tabs>
+        <w:ind w:left="2160" w:hanging="360"/>
+      </w:pPr>
+      <w:rPr>
+        <w:rFonts w:ascii="Wingdings" w:hAnsi="Wingdings" w:hint="default"/>
+        <w:sz w:val="20"/>
+      </w:rPr>
+    </w:lvl>
+    <w:lvl w:ilvl="3" w:tentative="1">
+      <w:start w:val="1"/>
+      <w:numFmt w:val="bullet"/>
+      <w:lvlText w:val=""/>
+      <w:lvlJc w:val="left"/>
+      <w:pPr>
+        <w:tabs>
+          <w:tab w:val="num" w:pos="2880"/>
+        </w:tabs>
+        <w:ind w:left="2880" w:hanging="360"/>
+      </w:pPr>
+      <w:rPr>
+        <w:rFonts w:ascii="Wingdings" w:hAnsi="Wingdings" w:hint="default"/>
+        <w:sz w:val="20"/>
+      </w:rPr>
+    </w:lvl>
+    <w:lvl w:ilvl="4" w:tentative="1">
+      <w:start w:val="1"/>
+      <w:numFmt w:val="bullet"/>
+      <w:lvlText w:val=""/>
+      <w:lvlJc w:val="left"/>
+      <w:pPr>
+        <w:tabs>
+          <w:tab w:val="num" w:pos="3600"/>
+        </w:tabs>
+        <w:ind w:left="3600" w:hanging="360"/>
+      </w:pPr>
+      <w:rPr>
+        <w:rFonts w:ascii="Wingdings" w:hAnsi="Wingdings" w:hint="default"/>
+        <w:sz w:val="20"/>
+      </w:rPr>
+    </w:lvl>
+    <w:lvl w:ilvl="5" w:tentative="1">
+      <w:start w:val="1"/>
+      <w:numFmt w:val="bullet"/>
+      <w:lvlText w:val=""/>
+      <w:lvlJc w:val="left"/>
+      <w:pPr>
+        <w:tabs>
+          <w:tab w:val="num" w:pos="4320"/>
+        </w:tabs>
+        <w:ind w:left="4320" w:hanging="360"/>
+      </w:pPr>
+      <w:rPr>
+        <w:rFonts w:ascii="Wingdings" w:hAnsi="Wingdings" w:hint="default"/>
+        <w:sz w:val="20"/>
+      </w:rPr>
+    </w:lvl>
+    <w:lvl w:ilvl="6" w:tentative="1">
+      <w:start w:val="1"/>
+      <w:numFmt w:val="bullet"/>
+      <w:lvlText w:val=""/>
+      <w:lvlJc w:val="left"/>
+      <w:pPr>
+        <w:tabs>
+          <w:tab w:val="num" w:pos="5040"/>
+        </w:tabs>
+        <w:ind w:left="5040" w:hanging="360"/>
+      </w:pPr>
+      <w:rPr>
+        <w:rFonts w:ascii="Wingdings" w:hAnsi="Wingdings" w:hint="default"/>
+        <w:sz w:val="20"/>
+      </w:rPr>
+    </w:lvl>
+    <w:lvl w:ilvl="7" w:tentative="1">
+      <w:start w:val="1"/>
+      <w:numFmt w:val="bullet"/>
+      <w:lvlText w:val=""/>
+      <w:lvlJc w:val="left"/>
+      <w:pPr>
+        <w:tabs>
+          <w:tab w:val="num" w:pos="5760"/>
+        </w:tabs>
+        <w:ind w:left="5760" w:hanging="360"/>
+      </w:pPr>
+      <w:rPr>
+        <w:rFonts w:ascii="Wingdings" w:hAnsi="Wingdings" w:hint="default"/>
+        <w:sz w:val="20"/>
+      </w:rPr>
+    </w:lvl>
+    <w:lvl w:ilvl="8" w:tentative="1">
+      <w:start w:val="1"/>
+      <w:numFmt w:val="bullet"/>
+      <w:lvlText w:val=""/>
+      <w:lvlJc w:val="left"/>
+      <w:pPr>
+        <w:tabs>
+          <w:tab w:val="num" w:pos="6480"/>
+        </w:tabs>
+        <w:ind w:left="6480" w:hanging="360"/>
+      </w:pPr>
+      <w:rPr>
+        <w:rFonts w:ascii="Wingdings" w:hAnsi="Wingdings" w:hint="default"/>
+        <w:sz w:val="20"/>
+      </w:rPr>
+    </w:lvl>
+  </w:abstractNum>
+  <w:abstractNum w:abstractNumId="2" w15:restartNumberingAfterBreak="0">
     <w:nsid w:val="57964CA4"/>
     <w:multiLevelType w:val="hybridMultilevel"/>
     <w:tmpl w:val="A3EC0392"/>
@@ -8849,7 +12694,305 @@
       </w:pPr>
     </w:lvl>
   </w:abstractNum>
-  <w:abstractNum w:abstractNumId="1" w15:restartNumberingAfterBreak="0">
+  <w:abstractNum w:abstractNumId="3" w15:restartNumberingAfterBreak="0">
+    <w:nsid w:val="60167D38"/>
+    <w:multiLevelType w:val="multilevel"/>
+    <w:tmpl w:val="4F90BB50"/>
+    <w:lvl w:ilvl="0">
+      <w:start w:val="1"/>
+      <w:numFmt w:val="bullet"/>
+      <w:lvlText w:val=""/>
+      <w:lvlJc w:val="left"/>
+      <w:pPr>
+        <w:tabs>
+          <w:tab w:val="num" w:pos="720"/>
+        </w:tabs>
+        <w:ind w:left="720" w:hanging="360"/>
+      </w:pPr>
+      <w:rPr>
+        <w:rFonts w:ascii="Symbol" w:hAnsi="Symbol" w:hint="default"/>
+        <w:sz w:val="20"/>
+      </w:rPr>
+    </w:lvl>
+    <w:lvl w:ilvl="1" w:tentative="1">
+      <w:start w:val="1"/>
+      <w:numFmt w:val="bullet"/>
+      <w:lvlText w:val="o"/>
+      <w:lvlJc w:val="left"/>
+      <w:pPr>
+        <w:tabs>
+          <w:tab w:val="num" w:pos="1440"/>
+        </w:tabs>
+        <w:ind w:left="1440" w:hanging="360"/>
+      </w:pPr>
+      <w:rPr>
+        <w:rFonts w:ascii="Courier New" w:hAnsi="Courier New" w:hint="default"/>
+        <w:sz w:val="20"/>
+      </w:rPr>
+    </w:lvl>
+    <w:lvl w:ilvl="2" w:tentative="1">
+      <w:start w:val="1"/>
+      <w:numFmt w:val="bullet"/>
+      <w:lvlText w:val=""/>
+      <w:lvlJc w:val="left"/>
+      <w:pPr>
+        <w:tabs>
+          <w:tab w:val="num" w:pos="2160"/>
+        </w:tabs>
+        <w:ind w:left="2160" w:hanging="360"/>
+      </w:pPr>
+      <w:rPr>
+        <w:rFonts w:ascii="Wingdings" w:hAnsi="Wingdings" w:hint="default"/>
+        <w:sz w:val="20"/>
+      </w:rPr>
+    </w:lvl>
+    <w:lvl w:ilvl="3" w:tentative="1">
+      <w:start w:val="1"/>
+      <w:numFmt w:val="bullet"/>
+      <w:lvlText w:val=""/>
+      <w:lvlJc w:val="left"/>
+      <w:pPr>
+        <w:tabs>
+          <w:tab w:val="num" w:pos="2880"/>
+        </w:tabs>
+        <w:ind w:left="2880" w:hanging="360"/>
+      </w:pPr>
+      <w:rPr>
+        <w:rFonts w:ascii="Wingdings" w:hAnsi="Wingdings" w:hint="default"/>
+        <w:sz w:val="20"/>
+      </w:rPr>
+    </w:lvl>
+    <w:lvl w:ilvl="4" w:tentative="1">
+      <w:start w:val="1"/>
+      <w:numFmt w:val="bullet"/>
+      <w:lvlText w:val=""/>
+      <w:lvlJc w:val="left"/>
+      <w:pPr>
+        <w:tabs>
+          <w:tab w:val="num" w:pos="3600"/>
+        </w:tabs>
+        <w:ind w:left="3600" w:hanging="360"/>
+      </w:pPr>
+      <w:rPr>
+        <w:rFonts w:ascii="Wingdings" w:hAnsi="Wingdings" w:hint="default"/>
+        <w:sz w:val="20"/>
+      </w:rPr>
+    </w:lvl>
+    <w:lvl w:ilvl="5" w:tentative="1">
+      <w:start w:val="1"/>
+      <w:numFmt w:val="bullet"/>
+      <w:lvlText w:val=""/>
+      <w:lvlJc w:val="left"/>
+      <w:pPr>
+        <w:tabs>
+          <w:tab w:val="num" w:pos="4320"/>
+        </w:tabs>
+        <w:ind w:left="4320" w:hanging="360"/>
+      </w:pPr>
+      <w:rPr>
+        <w:rFonts w:ascii="Wingdings" w:hAnsi="Wingdings" w:hint="default"/>
+        <w:sz w:val="20"/>
+      </w:rPr>
+    </w:lvl>
+    <w:lvl w:ilvl="6" w:tentative="1">
+      <w:start w:val="1"/>
+      <w:numFmt w:val="bullet"/>
+      <w:lvlText w:val=""/>
+      <w:lvlJc w:val="left"/>
+      <w:pPr>
+        <w:tabs>
+          <w:tab w:val="num" w:pos="5040"/>
+        </w:tabs>
+        <w:ind w:left="5040" w:hanging="360"/>
+      </w:pPr>
+      <w:rPr>
+        <w:rFonts w:ascii="Wingdings" w:hAnsi="Wingdings" w:hint="default"/>
+        <w:sz w:val="20"/>
+      </w:rPr>
+    </w:lvl>
+    <w:lvl w:ilvl="7" w:tentative="1">
+      <w:start w:val="1"/>
+      <w:numFmt w:val="bullet"/>
+      <w:lvlText w:val=""/>
+      <w:lvlJc w:val="left"/>
+      <w:pPr>
+        <w:tabs>
+          <w:tab w:val="num" w:pos="5760"/>
+        </w:tabs>
+        <w:ind w:left="5760" w:hanging="360"/>
+      </w:pPr>
+      <w:rPr>
+        <w:rFonts w:ascii="Wingdings" w:hAnsi="Wingdings" w:hint="default"/>
+        <w:sz w:val="20"/>
+      </w:rPr>
+    </w:lvl>
+    <w:lvl w:ilvl="8" w:tentative="1">
+      <w:start w:val="1"/>
+      <w:numFmt w:val="bullet"/>
+      <w:lvlText w:val=""/>
+      <w:lvlJc w:val="left"/>
+      <w:pPr>
+        <w:tabs>
+          <w:tab w:val="num" w:pos="6480"/>
+        </w:tabs>
+        <w:ind w:left="6480" w:hanging="360"/>
+      </w:pPr>
+      <w:rPr>
+        <w:rFonts w:ascii="Wingdings" w:hAnsi="Wingdings" w:hint="default"/>
+        <w:sz w:val="20"/>
+      </w:rPr>
+    </w:lvl>
+  </w:abstractNum>
+  <w:abstractNum w:abstractNumId="4" w15:restartNumberingAfterBreak="0">
+    <w:nsid w:val="6D1F1ADE"/>
+    <w:multiLevelType w:val="multilevel"/>
+    <w:tmpl w:val="F7D69748"/>
+    <w:lvl w:ilvl="0">
+      <w:start w:val="1"/>
+      <w:numFmt w:val="bullet"/>
+      <w:lvlText w:val=""/>
+      <w:lvlJc w:val="left"/>
+      <w:pPr>
+        <w:tabs>
+          <w:tab w:val="num" w:pos="720"/>
+        </w:tabs>
+        <w:ind w:left="720" w:hanging="360"/>
+      </w:pPr>
+      <w:rPr>
+        <w:rFonts w:ascii="Symbol" w:hAnsi="Symbol" w:hint="default"/>
+        <w:sz w:val="20"/>
+      </w:rPr>
+    </w:lvl>
+    <w:lvl w:ilvl="1" w:tentative="1">
+      <w:start w:val="1"/>
+      <w:numFmt w:val="bullet"/>
+      <w:lvlText w:val="o"/>
+      <w:lvlJc w:val="left"/>
+      <w:pPr>
+        <w:tabs>
+          <w:tab w:val="num" w:pos="1440"/>
+        </w:tabs>
+        <w:ind w:left="1440" w:hanging="360"/>
+      </w:pPr>
+      <w:rPr>
+        <w:rFonts w:ascii="Courier New" w:hAnsi="Courier New" w:hint="default"/>
+        <w:sz w:val="20"/>
+      </w:rPr>
+    </w:lvl>
+    <w:lvl w:ilvl="2" w:tentative="1">
+      <w:start w:val="1"/>
+      <w:numFmt w:val="bullet"/>
+      <w:lvlText w:val=""/>
+      <w:lvlJc w:val="left"/>
+      <w:pPr>
+        <w:tabs>
+          <w:tab w:val="num" w:pos="2160"/>
+        </w:tabs>
+        <w:ind w:left="2160" w:hanging="360"/>
+      </w:pPr>
+      <w:rPr>
+        <w:rFonts w:ascii="Wingdings" w:hAnsi="Wingdings" w:hint="default"/>
+        <w:sz w:val="20"/>
+      </w:rPr>
+    </w:lvl>
+    <w:lvl w:ilvl="3" w:tentative="1">
+      <w:start w:val="1"/>
+      <w:numFmt w:val="bullet"/>
+      <w:lvlText w:val=""/>
+      <w:lvlJc w:val="left"/>
+      <w:pPr>
+        <w:tabs>
+          <w:tab w:val="num" w:pos="2880"/>
+        </w:tabs>
+        <w:ind w:left="2880" w:hanging="360"/>
+      </w:pPr>
+      <w:rPr>
+        <w:rFonts w:ascii="Wingdings" w:hAnsi="Wingdings" w:hint="default"/>
+        <w:sz w:val="20"/>
+      </w:rPr>
+    </w:lvl>
+    <w:lvl w:ilvl="4" w:tentative="1">
+      <w:start w:val="1"/>
+      <w:numFmt w:val="bullet"/>
+      <w:lvlText w:val=""/>
+      <w:lvlJc w:val="left"/>
+      <w:pPr>
+        <w:tabs>
+          <w:tab w:val="num" w:pos="3600"/>
+        </w:tabs>
+        <w:ind w:left="3600" w:hanging="360"/>
+      </w:pPr>
+      <w:rPr>
+        <w:rFonts w:ascii="Wingdings" w:hAnsi="Wingdings" w:hint="default"/>
+        <w:sz w:val="20"/>
+      </w:rPr>
+    </w:lvl>
+    <w:lvl w:ilvl="5" w:tentative="1">
+      <w:start w:val="1"/>
+      <w:numFmt w:val="bullet"/>
+      <w:lvlText w:val=""/>
+      <w:lvlJc w:val="left"/>
+      <w:pPr>
+        <w:tabs>
+          <w:tab w:val="num" w:pos="4320"/>
+        </w:tabs>
+        <w:ind w:left="4320" w:hanging="360"/>
+      </w:pPr>
+      <w:rPr>
+        <w:rFonts w:ascii="Wingdings" w:hAnsi="Wingdings" w:hint="default"/>
+        <w:sz w:val="20"/>
+      </w:rPr>
+    </w:lvl>
+    <w:lvl w:ilvl="6" w:tentative="1">
+      <w:start w:val="1"/>
+      <w:numFmt w:val="bullet"/>
+      <w:lvlText w:val=""/>
+      <w:lvlJc w:val="left"/>
+      <w:pPr>
+        <w:tabs>
+          <w:tab w:val="num" w:pos="5040"/>
+        </w:tabs>
+        <w:ind w:left="5040" w:hanging="360"/>
+      </w:pPr>
+      <w:rPr>
+        <w:rFonts w:ascii="Wingdings" w:hAnsi="Wingdings" w:hint="default"/>
+        <w:sz w:val="20"/>
+      </w:rPr>
+    </w:lvl>
+    <w:lvl w:ilvl="7" w:tentative="1">
+      <w:start w:val="1"/>
+      <w:numFmt w:val="bullet"/>
+      <w:lvlText w:val=""/>
+      <w:lvlJc w:val="left"/>
+      <w:pPr>
+        <w:tabs>
+          <w:tab w:val="num" w:pos="5760"/>
+        </w:tabs>
+        <w:ind w:left="5760" w:hanging="360"/>
+      </w:pPr>
+      <w:rPr>
+        <w:rFonts w:ascii="Wingdings" w:hAnsi="Wingdings" w:hint="default"/>
+        <w:sz w:val="20"/>
+      </w:rPr>
+    </w:lvl>
+    <w:lvl w:ilvl="8" w:tentative="1">
+      <w:start w:val="1"/>
+      <w:numFmt w:val="bullet"/>
+      <w:lvlText w:val=""/>
+      <w:lvlJc w:val="left"/>
+      <w:pPr>
+        <w:tabs>
+          <w:tab w:val="num" w:pos="6480"/>
+        </w:tabs>
+        <w:ind w:left="6480" w:hanging="360"/>
+      </w:pPr>
+      <w:rPr>
+        <w:rFonts w:ascii="Wingdings" w:hAnsi="Wingdings" w:hint="default"/>
+        <w:sz w:val="20"/>
+      </w:rPr>
+    </w:lvl>
+  </w:abstractNum>
+  <w:abstractNum w:abstractNumId="5" w15:restartNumberingAfterBreak="0">
     <w:nsid w:val="6E0D28B2"/>
     <w:multiLevelType w:val="hybridMultilevel"/>
     <w:tmpl w:val="E9BEE316"/>
@@ -8865,7 +13008,7 @@
         <w:rFonts w:ascii="Wingdings" w:eastAsia="Times New Roman" w:hAnsi="Wingdings" w:cs="Calibri" w:hint="default"/>
       </w:rPr>
     </w:lvl>
-    <w:lvl w:ilvl="1" w:tplc="40090003" w:tentative="1">
+    <w:lvl w:ilvl="1" w:tplc="40090003">
       <w:start w:val="1"/>
       <w:numFmt w:val="bullet"/>
       <w:lvlText w:val="o"/>
@@ -8963,10 +13106,22 @@
     </w:lvl>
   </w:abstractNum>
   <w:num w:numId="1" w16cid:durableId="1751657202">
-    <w:abstractNumId w:val="0"/>
+    <w:abstractNumId w:val="2"/>
   </w:num>
   <w:num w:numId="2" w16cid:durableId="1242910772">
+    <w:abstractNumId w:val="5"/>
+  </w:num>
+  <w:num w:numId="3" w16cid:durableId="1012537917">
     <w:abstractNumId w:val="1"/>
+  </w:num>
+  <w:num w:numId="4" w16cid:durableId="152792923">
+    <w:abstractNumId w:val="4"/>
+  </w:num>
+  <w:num w:numId="5" w16cid:durableId="1248424366">
+    <w:abstractNumId w:val="3"/>
+  </w:num>
+  <w:num w:numId="6" w16cid:durableId="1049845530">
+    <w:abstractNumId w:val="0"/>
   </w:num>
 </w:numbering>
 </file>
